--- a/cv-trabajador-social-uc/CV_Jeniffer_Mieres_03_Sidebar.docx
+++ b/cv-trabajador-social-uc/CV_Jeniffer_Mieres_03_Sidebar.docx
@@ -1860,7 +1860,7 @@
                 <w:color w:val="151A1C"/>
                 <w:sz w:val="18"/>
               </w:rPr>
-              <w:t>Creé desde cero el área de Bienestar Social</w:t>
+              <w:t>Creé el departamento desde cero</w:t>
             </w:r>
             <w:r>
               <w:rPr>

--- a/cv-trabajador-social-uc/CV_Jeniffer_Mieres_03_Sidebar.docx
+++ b/cv-trabajador-social-uc/CV_Jeniffer_Mieres_03_Sidebar.docx
@@ -678,7 +678,7 @@
                 <w:b w:val="0"/>
                 <w:sz w:val="18"/>
               </w:rPr>
-              <w:t>Trabajadora Social titulada con distinción y más de 9 años de experiencia en bienestar laboral, gestión de beneficios y atención social directa, desarrollada en instituciones de educación superior y en empresa privada.</w:t>
+              <w:t>Trabajadora Social titulada con distinción y más de 9 años de experiencia en bienestar laboral, gestión de beneficios, evaluación socioeconómica y acompañamiento social.</w:t>
             </w:r>
           </w:p>
           <w:p>
@@ -692,7 +692,7 @@
                 <w:b w:val="0"/>
                 <w:sz w:val="18"/>
               </w:rPr>
-              <w:t>Creé desde cero el Departamento de Bienestar Social de una organización con más de 200 colaboradores, administrando el Seguro Complementario de Salud, las licencias médicas y las cargas familiares de la dotación. Luego lideré la gestión de personas y bienestar en la consultora minera Bmining, a cargo de los programas de bienestar, convenios, plan anual de capacitación, clima laboral y de la matriz de riesgo y salud en el trabajo con seguimiento por KPI.</w:t>
+              <w:t>Creé desde cero el Departamento de Bienestar Social de una organización con más de 200 colaboradores, administrando el Seguro Complementario de Salud, las licencias médicas y las cargas familiares. Luego lideré la gestión de personas y bienestar en la consultora minera Bmining, a cargo de programas, convenios, capacitación y clima laboral, y de la matriz de riesgo y salud en el trabajo con seguimiento por KPI.</w:t>
             </w:r>
           </w:p>
           <w:p>
@@ -706,7 +706,7 @@
                 <w:b w:val="0"/>
                 <w:sz w:val="18"/>
               </w:rPr>
-              <w:t>Hoy me desempeño en la Universidad de Santiago de Chile, donde realizo evaluaciones socioeconómicas en los sistemas del Ministerio de Educación, gestiono beneficios ministeriales e internos y acompaño casos que requieren articular áreas internas con redes de apoyo. A la atención directa sumo una mirada de proceso: fui auditora interna del Sistema de Gestión Integrado (ISO 9001, 14001 y 45001).</w:t>
+              <w:t>Hoy, en la Universidad de Santiago de Chile, realizo evaluaciones socioeconómicas, gestiono beneficios ministeriales e internos y acompaño casos que requieren articular áreas internas con redes de apoyo. Sumo además una mirada de proceso: fui auditora interna del Sistema de Gestión Integrado (ISO 9001, 14001 y 45001).</w:t>
             </w:r>
           </w:p>
           <w:p>

--- a/cv-trabajador-social-uc/CV_Jeniffer_Mieres_03_Sidebar.docx
+++ b/cv-trabajador-social-uc/CV_Jeniffer_Mieres_03_Sidebar.docx
@@ -692,7 +692,7 @@
                 <w:b w:val="0"/>
                 <w:sz w:val="18"/>
               </w:rPr>
-              <w:t>Creé desde cero el Departamento de Bienestar Social de una organización con más de 200 colaboradores, administrando el Seguro Complementario de Salud, las licencias médicas y las cargas familiares. Luego lideré la gestión de personas y bienestar en la consultora minera Bmining, a cargo de programas, convenios, capacitación y clima laboral, y de la matriz de riesgo y salud en el trabajo con seguimiento por KPI.</w:t>
+              <w:t>Diseñé e implementé el Departamento de Bienestar Social de una organización con más de 200 colaboradores, administrando el Seguro Complementario de Salud, las licencias médicas y las cargas familiares. Luego lideré la gestión de personas y bienestar en la consultora minera Bmining, a cargo de programas, convenios, capacitación y clima laboral, y de la matriz de riesgo y salud en el trabajo con seguimiento por KPI.</w:t>
             </w:r>
           </w:p>
           <w:p>
@@ -1860,7 +1860,7 @@
                 <w:color w:val="151A1C"/>
                 <w:sz w:val="18"/>
               </w:rPr>
-              <w:t>Creé el departamento desde cero</w:t>
+              <w:t>Diseñé e implementé el departamento desde su origen</w:t>
             </w:r>
             <w:r>
               <w:rPr>
@@ -1868,7 +1868,7 @@
                 <w:b w:val="0"/>
                 <w:sz w:val="18"/>
               </w:rPr>
-              <w:t xml:space="preserve"> para una dotación de más de 200 colaboradores, definiendo la planificación de actividades y beneficios.</w:t>
+              <w:t>, para una dotación de más de 200 colaboradores, definiendo la planificación de actividades y beneficios.</w:t>
             </w:r>
           </w:p>
           <w:p>

--- a/cv-trabajador-social-uc/CV_Jeniffer_Mieres_03_Sidebar.docx
+++ b/cv-trabajador-social-uc/CV_Jeniffer_Mieres_03_Sidebar.docx
@@ -12,6 +12,7 @@
         <w:rPr>
           <w:rFonts w:ascii="Calibri" w:hAnsi="Calibri" w:eastAsia="Calibri" w:cs="Calibri"/>
           <w:b/>
+          <w:i w:val="0"/>
           <w:color w:val="FFFFFF"/>
           <w:sz w:val="45"/>
           <w:spacing w:val="6"/>
@@ -29,6 +30,7 @@
         <w:rPr>
           <w:rFonts w:ascii="Calibri" w:hAnsi="Calibri" w:eastAsia="Calibri" w:cs="Calibri"/>
           <w:b/>
+          <w:i w:val="0"/>
           <w:color w:val="C7D4DA"/>
           <w:sz w:val="16"/>
           <w:spacing w:val="36"/>
@@ -46,6 +48,7 @@
         <w:rPr>
           <w:rFonts w:ascii="Calibri" w:hAnsi="Calibri" w:eastAsia="Calibri" w:cs="Calibri"/>
           <w:b w:val="0"/>
+          <w:i w:val="0"/>
           <w:color w:val="C7D4DA"/>
           <w:sz w:val="17"/>
         </w:rPr>
@@ -62,6 +65,7 @@
         <w:rPr>
           <w:rFonts w:ascii="Calibri" w:hAnsi="Calibri" w:eastAsia="Calibri" w:cs="Calibri"/>
           <w:b w:val="0"/>
+          <w:i w:val="0"/>
           <w:sz w:val="10"/>
         </w:rPr>
       </w:r>
@@ -84,7 +88,10 @@
           <w:tcPr>
             <w:tcW w:type="dxa" w:w="3061"/>
             <w:tcW w:w="3061" w:type="dxa"/>
-            <w:shd w:val="clear" w:fill="F1F4F5"/>
+            <w:shd w:val="clear" w:fill="EFF3F5"/>
+            <w:tcBorders>
+              <w:start w:val="single" w:sz="18" w:space="0" w:color="1B3A4B"/>
+            </w:tcBorders>
             <w:tcMar>
               <w:top w:w="181" w:type="dxa"/>
               <w:left w:w="181" w:type="dxa"/>
@@ -105,6 +112,7 @@
               <w:rPr>
                 <w:rFonts w:ascii="Calibri" w:hAnsi="Calibri" w:eastAsia="Calibri" w:cs="Calibri"/>
                 <w:b/>
+                <w:i w:val="0"/>
                 <w:color w:val="1B3A4B"/>
                 <w:sz w:val="16"/>
                 <w:spacing w:val="44"/>
@@ -124,6 +132,7 @@
               <w:rPr>
                 <w:rFonts w:ascii="Calibri" w:hAnsi="Calibri" w:eastAsia="Calibri" w:cs="Calibri"/>
                 <w:b w:val="0"/>
+                <w:i w:val="0"/>
                 <w:sz w:val="4"/>
               </w:rPr>
             </w:r>
@@ -138,6 +147,7 @@
               <w:rPr>
                 <w:rFonts w:ascii="Calibri" w:hAnsi="Calibri" w:eastAsia="Calibri" w:cs="Calibri"/>
                 <w:b w:val="0"/>
+                <w:i w:val="0"/>
                 <w:color w:val="1B3A4B"/>
                 <w:sz w:val="13"/>
               </w:rPr>
@@ -150,6 +160,7 @@
               <w:rPr>
                 <w:rFonts w:ascii="Calibri" w:hAnsi="Calibri" w:eastAsia="Calibri" w:cs="Calibri"/>
                 <w:b w:val="0"/>
+                <w:i w:val="0"/>
                 <w:sz w:val="17"/>
               </w:rPr>
               <w:t>Creación, implementación y evaluación de programas de bienestar</w:t>
@@ -165,6 +176,7 @@
               <w:rPr>
                 <w:rFonts w:ascii="Calibri" w:hAnsi="Calibri" w:eastAsia="Calibri" w:cs="Calibri"/>
                 <w:b w:val="0"/>
+                <w:i w:val="0"/>
                 <w:color w:val="1B3A4B"/>
                 <w:sz w:val="13"/>
               </w:rPr>
@@ -177,6 +189,7 @@
               <w:rPr>
                 <w:rFonts w:ascii="Calibri" w:hAnsi="Calibri" w:eastAsia="Calibri" w:cs="Calibri"/>
                 <w:b w:val="0"/>
+                <w:i w:val="0"/>
                 <w:sz w:val="17"/>
               </w:rPr>
               <w:t>Gestión de beneficios internos y externos</w:t>
@@ -192,6 +205,7 @@
               <w:rPr>
                 <w:rFonts w:ascii="Calibri" w:hAnsi="Calibri" w:eastAsia="Calibri" w:cs="Calibri"/>
                 <w:b w:val="0"/>
+                <w:i w:val="0"/>
                 <w:color w:val="1B3A4B"/>
                 <w:sz w:val="13"/>
               </w:rPr>
@@ -204,6 +218,7 @@
               <w:rPr>
                 <w:rFonts w:ascii="Calibri" w:hAnsi="Calibri" w:eastAsia="Calibri" w:cs="Calibri"/>
                 <w:b w:val="0"/>
+                <w:i w:val="0"/>
                 <w:sz w:val="17"/>
               </w:rPr>
               <w:t>Evaluación socioeconómica e informes sociales</w:t>
@@ -219,6 +234,7 @@
               <w:rPr>
                 <w:rFonts w:ascii="Calibri" w:hAnsi="Calibri" w:eastAsia="Calibri" w:cs="Calibri"/>
                 <w:b w:val="0"/>
+                <w:i w:val="0"/>
                 <w:color w:val="1B3A4B"/>
                 <w:sz w:val="13"/>
               </w:rPr>
@@ -231,6 +247,7 @@
               <w:rPr>
                 <w:rFonts w:ascii="Calibri" w:hAnsi="Calibri" w:eastAsia="Calibri" w:cs="Calibri"/>
                 <w:b w:val="0"/>
+                <w:i w:val="0"/>
                 <w:sz w:val="17"/>
               </w:rPr>
               <w:t>Seguro Complementario de Salud</w:t>
@@ -246,6 +263,7 @@
               <w:rPr>
                 <w:rFonts w:ascii="Calibri" w:hAnsi="Calibri" w:eastAsia="Calibri" w:cs="Calibri"/>
                 <w:b w:val="0"/>
+                <w:i w:val="0"/>
                 <w:color w:val="1B3A4B"/>
                 <w:sz w:val="13"/>
               </w:rPr>
@@ -258,6 +276,7 @@
               <w:rPr>
                 <w:rFonts w:ascii="Calibri" w:hAnsi="Calibri" w:eastAsia="Calibri" w:cs="Calibri"/>
                 <w:b w:val="0"/>
+                <w:i w:val="0"/>
                 <w:sz w:val="17"/>
               </w:rPr>
               <w:t>Licencias médicas y cargas familiares</w:t>
@@ -273,6 +292,7 @@
               <w:rPr>
                 <w:rFonts w:ascii="Calibri" w:hAnsi="Calibri" w:eastAsia="Calibri" w:cs="Calibri"/>
                 <w:b w:val="0"/>
+                <w:i w:val="0"/>
                 <w:color w:val="1B3A4B"/>
                 <w:sz w:val="13"/>
               </w:rPr>
@@ -285,6 +305,7 @@
               <w:rPr>
                 <w:rFonts w:ascii="Calibri" w:hAnsi="Calibri" w:eastAsia="Calibri" w:cs="Calibri"/>
                 <w:b w:val="0"/>
+                <w:i w:val="0"/>
                 <w:sz w:val="17"/>
               </w:rPr>
               <w:t>Convenios institucionales y gestión de proveedores</w:t>
@@ -300,6 +321,7 @@
               <w:rPr>
                 <w:rFonts w:ascii="Calibri" w:hAnsi="Calibri" w:eastAsia="Calibri" w:cs="Calibri"/>
                 <w:b w:val="0"/>
+                <w:i w:val="0"/>
                 <w:color w:val="1B3A4B"/>
                 <w:sz w:val="13"/>
               </w:rPr>
@@ -312,6 +334,7 @@
               <w:rPr>
                 <w:rFonts w:ascii="Calibri" w:hAnsi="Calibri" w:eastAsia="Calibri" w:cs="Calibri"/>
                 <w:b w:val="0"/>
+                <w:i w:val="0"/>
                 <w:sz w:val="17"/>
               </w:rPr>
               <w:t>Orientación en salud y vivienda</w:t>
@@ -327,6 +350,7 @@
               <w:rPr>
                 <w:rFonts w:ascii="Calibri" w:hAnsi="Calibri" w:eastAsia="Calibri" w:cs="Calibri"/>
                 <w:b w:val="0"/>
+                <w:i w:val="0"/>
                 <w:color w:val="1B3A4B"/>
                 <w:sz w:val="13"/>
               </w:rPr>
@@ -339,6 +363,7 @@
               <w:rPr>
                 <w:rFonts w:ascii="Calibri" w:hAnsi="Calibri" w:eastAsia="Calibri" w:cs="Calibri"/>
                 <w:b w:val="0"/>
+                <w:i w:val="0"/>
                 <w:sz w:val="17"/>
               </w:rPr>
               <w:t>Coordinación de actividades y eventos</w:t>
@@ -354,6 +379,7 @@
               <w:rPr>
                 <w:rFonts w:ascii="Calibri" w:hAnsi="Calibri" w:eastAsia="Calibri" w:cs="Calibri"/>
                 <w:b w:val="0"/>
+                <w:i w:val="0"/>
                 <w:color w:val="1B3A4B"/>
                 <w:sz w:val="13"/>
               </w:rPr>
@@ -366,6 +392,7 @@
               <w:rPr>
                 <w:rFonts w:ascii="Calibri" w:hAnsi="Calibri" w:eastAsia="Calibri" w:cs="Calibri"/>
                 <w:b w:val="0"/>
+                <w:i w:val="0"/>
                 <w:sz w:val="17"/>
               </w:rPr>
               <w:t>Diseño y facilitación de talleres y capacitaciones</w:t>
@@ -381,6 +408,7 @@
               <w:rPr>
                 <w:rFonts w:ascii="Calibri" w:hAnsi="Calibri" w:eastAsia="Calibri" w:cs="Calibri"/>
                 <w:b w:val="0"/>
+                <w:i w:val="0"/>
                 <w:color w:val="1B3A4B"/>
                 <w:sz w:val="13"/>
               </w:rPr>
@@ -393,6 +421,7 @@
               <w:rPr>
                 <w:rFonts w:ascii="Calibri" w:hAnsi="Calibri" w:eastAsia="Calibri" w:cs="Calibri"/>
                 <w:b w:val="0"/>
+                <w:i w:val="0"/>
                 <w:sz w:val="17"/>
               </w:rPr>
               <w:t>Diversidad e inclusión</w:t>
@@ -407,6 +436,7 @@
               <w:rPr>
                 <w:rFonts w:ascii="Calibri" w:hAnsi="Calibri" w:eastAsia="Calibri" w:cs="Calibri"/>
                 <w:b/>
+                <w:i w:val="0"/>
                 <w:color w:val="1B3A4B"/>
                 <w:sz w:val="16"/>
                 <w:spacing w:val="44"/>
@@ -426,6 +456,7 @@
               <w:rPr>
                 <w:rFonts w:ascii="Calibri" w:hAnsi="Calibri" w:eastAsia="Calibri" w:cs="Calibri"/>
                 <w:b w:val="0"/>
+                <w:i w:val="0"/>
                 <w:sz w:val="4"/>
               </w:rPr>
             </w:r>
@@ -440,6 +471,7 @@
               <w:rPr>
                 <w:rFonts w:ascii="Calibri" w:hAnsi="Calibri" w:eastAsia="Calibri" w:cs="Calibri"/>
                 <w:b w:val="0"/>
+                <w:i w:val="0"/>
                 <w:color w:val="1B3A4B"/>
                 <w:sz w:val="13"/>
               </w:rPr>
@@ -452,6 +484,7 @@
               <w:rPr>
                 <w:rFonts w:ascii="Calibri" w:hAnsi="Calibri" w:eastAsia="Calibri" w:cs="Calibri"/>
                 <w:b w:val="0"/>
+                <w:i w:val="0"/>
                 <w:sz w:val="17"/>
               </w:rPr>
               <w:t>Vocación y orientación al servicio</w:t>
@@ -467,6 +500,7 @@
               <w:rPr>
                 <w:rFonts w:ascii="Calibri" w:hAnsi="Calibri" w:eastAsia="Calibri" w:cs="Calibri"/>
                 <w:b w:val="0"/>
+                <w:i w:val="0"/>
                 <w:color w:val="1B3A4B"/>
                 <w:sz w:val="13"/>
               </w:rPr>
@@ -479,6 +513,7 @@
               <w:rPr>
                 <w:rFonts w:ascii="Calibri" w:hAnsi="Calibri" w:eastAsia="Calibri" w:cs="Calibri"/>
                 <w:b w:val="0"/>
+                <w:i w:val="0"/>
                 <w:sz w:val="17"/>
               </w:rPr>
               <w:t>Excelente trato al usuario y altos estándares de calidad de atención</w:t>
@@ -494,6 +529,7 @@
               <w:rPr>
                 <w:rFonts w:ascii="Calibri" w:hAnsi="Calibri" w:eastAsia="Calibri" w:cs="Calibri"/>
                 <w:b w:val="0"/>
+                <w:i w:val="0"/>
                 <w:color w:val="1B3A4B"/>
                 <w:sz w:val="13"/>
               </w:rPr>
@@ -506,6 +542,7 @@
               <w:rPr>
                 <w:rFonts w:ascii="Calibri" w:hAnsi="Calibri" w:eastAsia="Calibri" w:cs="Calibri"/>
                 <w:b w:val="0"/>
+                <w:i w:val="0"/>
                 <w:sz w:val="17"/>
               </w:rPr>
               <w:t>Comunicación efectiva</w:t>
@@ -521,6 +558,7 @@
               <w:rPr>
                 <w:rFonts w:ascii="Calibri" w:hAnsi="Calibri" w:eastAsia="Calibri" w:cs="Calibri"/>
                 <w:b w:val="0"/>
+                <w:i w:val="0"/>
                 <w:color w:val="1B3A4B"/>
                 <w:sz w:val="13"/>
               </w:rPr>
@@ -533,6 +571,7 @@
               <w:rPr>
                 <w:rFonts w:ascii="Calibri" w:hAnsi="Calibri" w:eastAsia="Calibri" w:cs="Calibri"/>
                 <w:b w:val="0"/>
+                <w:i w:val="0"/>
                 <w:sz w:val="17"/>
               </w:rPr>
               <w:t>Trabajo en equipo y coordinación transversal con múltiples unidades</w:t>
@@ -548,6 +587,7 @@
               <w:rPr>
                 <w:rFonts w:ascii="Calibri" w:hAnsi="Calibri" w:eastAsia="Calibri" w:cs="Calibri"/>
                 <w:b w:val="0"/>
+                <w:i w:val="0"/>
                 <w:color w:val="1B3A4B"/>
                 <w:sz w:val="13"/>
               </w:rPr>
@@ -560,6 +600,7 @@
               <w:rPr>
                 <w:rFonts w:ascii="Calibri" w:hAnsi="Calibri" w:eastAsia="Calibri" w:cs="Calibri"/>
                 <w:b w:val="0"/>
+                <w:i w:val="0"/>
                 <w:sz w:val="17"/>
               </w:rPr>
               <w:t>Autonomía y resolución de situaciones</w:t>
@@ -575,6 +616,7 @@
               <w:rPr>
                 <w:rFonts w:ascii="Calibri" w:hAnsi="Calibri" w:eastAsia="Calibri" w:cs="Calibri"/>
                 <w:b w:val="0"/>
+                <w:i w:val="0"/>
                 <w:color w:val="1B3A4B"/>
                 <w:sz w:val="13"/>
               </w:rPr>
@@ -587,6 +629,7 @@
               <w:rPr>
                 <w:rFonts w:ascii="Calibri" w:hAnsi="Calibri" w:eastAsia="Calibri" w:cs="Calibri"/>
                 <w:b w:val="0"/>
+                <w:i w:val="0"/>
                 <w:sz w:val="17"/>
               </w:rPr>
               <w:t>Flexibilidad y adaptación al cambio</w:t>
@@ -602,6 +645,7 @@
               <w:rPr>
                 <w:rFonts w:ascii="Calibri" w:hAnsi="Calibri" w:eastAsia="Calibri" w:cs="Calibri"/>
                 <w:b w:val="0"/>
+                <w:i w:val="0"/>
                 <w:color w:val="1B3A4B"/>
                 <w:sz w:val="13"/>
               </w:rPr>
@@ -614,6 +658,7 @@
               <w:rPr>
                 <w:rFonts w:ascii="Calibri" w:hAnsi="Calibri" w:eastAsia="Calibri" w:cs="Calibri"/>
                 <w:b w:val="0"/>
+                <w:i w:val="0"/>
                 <w:sz w:val="17"/>
               </w:rPr>
               <w:t>Proactividad y aporte al clima laboral</w:t>
@@ -644,6 +689,7 @@
               <w:rPr>
                 <w:rFonts w:ascii="Calibri" w:hAnsi="Calibri" w:eastAsia="Calibri" w:cs="Calibri"/>
                 <w:b/>
+                <w:i w:val="0"/>
                 <w:color w:val="1B3A4B"/>
                 <w:sz w:val="16"/>
                 <w:spacing w:val="44"/>
@@ -663,6 +709,7 @@
               <w:rPr>
                 <w:rFonts w:ascii="Calibri" w:hAnsi="Calibri" w:eastAsia="Calibri" w:cs="Calibri"/>
                 <w:b w:val="0"/>
+                <w:i w:val="0"/>
                 <w:sz w:val="4"/>
               </w:rPr>
             </w:r>
@@ -676,6 +723,7 @@
               <w:rPr>
                 <w:rFonts w:ascii="Calibri" w:hAnsi="Calibri" w:eastAsia="Calibri" w:cs="Calibri"/>
                 <w:b w:val="0"/>
+                <w:i w:val="0"/>
                 <w:sz w:val="18"/>
               </w:rPr>
               <w:t>Trabajadora Social titulada con distinción y más de 9 años de experiencia en bienestar laboral, gestión de beneficios, evaluación socioeconómica y acompañamiento social.</w:t>
@@ -690,6 +738,7 @@
               <w:rPr>
                 <w:rFonts w:ascii="Calibri" w:hAnsi="Calibri" w:eastAsia="Calibri" w:cs="Calibri"/>
                 <w:b w:val="0"/>
+                <w:i w:val="0"/>
                 <w:sz w:val="18"/>
               </w:rPr>
               <w:t>Diseñé e implementé el Departamento de Bienestar Social de una organización con más de 200 colaboradores, administrando el Seguro Complementario de Salud, las licencias médicas y las cargas familiares. Luego lideré la gestión de personas y bienestar en la consultora minera Bmining, a cargo de programas, convenios, capacitación y clima laboral, y de la matriz de riesgo y salud en el trabajo con seguimiento por KPI.</w:t>
@@ -704,6 +753,7 @@
               <w:rPr>
                 <w:rFonts w:ascii="Calibri" w:hAnsi="Calibri" w:eastAsia="Calibri" w:cs="Calibri"/>
                 <w:b w:val="0"/>
+                <w:i w:val="0"/>
                 <w:sz w:val="18"/>
               </w:rPr>
               <w:t>Hoy, en la Universidad de Santiago de Chile, realizo evaluaciones socioeconómicas, gestiono beneficios ministeriales e internos y acompaño casos que requieren articular áreas internas con redes de apoyo. Sumo además una mirada de proceso: fui auditora interna del Sistema de Gestión Integrado (ISO 9001, 14001 y 45001).</w:t>
@@ -718,6 +768,7 @@
               <w:rPr>
                 <w:rFonts w:ascii="Calibri" w:hAnsi="Calibri" w:eastAsia="Calibri" w:cs="Calibri"/>
                 <w:b/>
+                <w:i w:val="0"/>
                 <w:color w:val="1B3A4B"/>
                 <w:sz w:val="16"/>
                 <w:spacing w:val="44"/>
@@ -737,6 +788,7 @@
               <w:rPr>
                 <w:rFonts w:ascii="Calibri" w:hAnsi="Calibri" w:eastAsia="Calibri" w:cs="Calibri"/>
                 <w:b w:val="0"/>
+                <w:i w:val="0"/>
                 <w:sz w:val="4"/>
               </w:rPr>
             </w:r>
@@ -751,6 +803,7 @@
               <w:rPr>
                 <w:rFonts w:ascii="Calibri" w:hAnsi="Calibri" w:eastAsia="Calibri" w:cs="Calibri"/>
                 <w:b/>
+                <w:i w:val="0"/>
                 <w:color w:val="151A1C"/>
                 <w:sz w:val="20"/>
               </w:rPr>
@@ -767,6 +820,7 @@
               <w:rPr>
                 <w:rFonts w:ascii="Calibri" w:hAnsi="Calibri" w:eastAsia="Calibri" w:cs="Calibri"/>
                 <w:b w:val="0"/>
+                <w:i w:val="0"/>
                 <w:color w:val="6E7478"/>
                 <w:sz w:val="17"/>
               </w:rPr>
@@ -783,9 +837,11 @@
               <w:rPr>
                 <w:rFonts w:ascii="Calibri" w:hAnsi="Calibri" w:eastAsia="Calibri" w:cs="Calibri"/>
                 <w:b/>
+                <w:i w:val="0"/>
                 <w:color w:val="1B3A4B"/>
-                <w:sz w:val="16"/>
-                <w:spacing w:val="12"/>
+                <w:sz w:val="15"/>
+                <w:caps w:val="1"/>
+                <w:spacing w:val="20"/>
               </w:rPr>
               <w:t>Agosto 2023 – Actualidad</w:t>
             </w:r>
@@ -802,6 +858,7 @@
               <w:rPr>
                 <w:rFonts w:ascii="Calibri" w:hAnsi="Calibri" w:eastAsia="Calibri" w:cs="Calibri"/>
                 <w:b w:val="0"/>
+                <w:i w:val="0"/>
                 <w:color w:val="1B3A4B"/>
                 <w:sz w:val="13"/>
               </w:rPr>
@@ -814,6 +871,7 @@
               <w:rPr>
                 <w:rFonts w:ascii="Calibri" w:hAnsi="Calibri" w:eastAsia="Calibri" w:cs="Calibri"/>
                 <w:b w:val="0"/>
+                <w:i w:val="0"/>
                 <w:sz w:val="18"/>
               </w:rPr>
               <w:t xml:space="preserve">Realizo la </w:t>
@@ -822,6 +880,7 @@
               <w:rPr>
                 <w:rFonts w:ascii="Calibri" w:hAnsi="Calibri" w:eastAsia="Calibri" w:cs="Calibri"/>
                 <w:b/>
+                <w:i w:val="0"/>
                 <w:color w:val="151A1C"/>
                 <w:sz w:val="18"/>
               </w:rPr>
@@ -831,6 +890,7 @@
               <w:rPr>
                 <w:rFonts w:ascii="Calibri" w:hAnsi="Calibri" w:eastAsia="Calibri" w:cs="Calibri"/>
                 <w:b w:val="0"/>
+                <w:i w:val="0"/>
                 <w:sz w:val="18"/>
               </w:rPr>
               <w:t xml:space="preserve"> de cada caso, revisando antecedentes y acreditaciones en los sistemas del Ministerio de Educación para definir con autonomía qué apoyo corresponde.</w:t>
@@ -848,6 +908,7 @@
               <w:rPr>
                 <w:rFonts w:ascii="Calibri" w:hAnsi="Calibri" w:eastAsia="Calibri" w:cs="Calibri"/>
                 <w:b w:val="0"/>
+                <w:i w:val="0"/>
                 <w:color w:val="1B3A4B"/>
                 <w:sz w:val="13"/>
               </w:rPr>
@@ -860,6 +921,7 @@
               <w:rPr>
                 <w:rFonts w:ascii="Calibri" w:hAnsi="Calibri" w:eastAsia="Calibri" w:cs="Calibri"/>
                 <w:b w:val="0"/>
+                <w:i w:val="0"/>
                 <w:sz w:val="18"/>
               </w:rPr>
               <w:t xml:space="preserve">Gestiono </w:t>
@@ -868,6 +930,7 @@
               <w:rPr>
                 <w:rFonts w:ascii="Calibri" w:hAnsi="Calibri" w:eastAsia="Calibri" w:cs="Calibri"/>
                 <w:b/>
+                <w:i w:val="0"/>
                 <w:color w:val="151A1C"/>
                 <w:sz w:val="18"/>
               </w:rPr>
@@ -877,6 +940,7 @@
               <w:rPr>
                 <w:rFonts w:ascii="Calibri" w:hAnsi="Calibri" w:eastAsia="Calibri" w:cs="Calibri"/>
                 <w:b w:val="0"/>
+                <w:i w:val="0"/>
                 <w:sz w:val="18"/>
               </w:rPr>
               <w:t xml:space="preserve"> de principio a fin: verificación de requisitos, preselección, seguimiento y registro documental. Elaboro informes sociales y mantengo la trazabilidad de la cartera de casos a mi cargo.</w:t>
@@ -894,6 +958,7 @@
               <w:rPr>
                 <w:rFonts w:ascii="Calibri" w:hAnsi="Calibri" w:eastAsia="Calibri" w:cs="Calibri"/>
                 <w:b w:val="0"/>
+                <w:i w:val="0"/>
                 <w:color w:val="1B3A4B"/>
                 <w:sz w:val="13"/>
               </w:rPr>
@@ -906,6 +971,7 @@
               <w:rPr>
                 <w:rFonts w:ascii="Calibri" w:hAnsi="Calibri" w:eastAsia="Calibri" w:cs="Calibri"/>
                 <w:b w:val="0"/>
+                <w:i w:val="0"/>
                 <w:sz w:val="18"/>
               </w:rPr>
               <w:t xml:space="preserve">Atiendo al estudiantado de manera permanente y entrego </w:t>
@@ -914,6 +980,7 @@
               <w:rPr>
                 <w:rFonts w:ascii="Calibri" w:hAnsi="Calibri" w:eastAsia="Calibri" w:cs="Calibri"/>
                 <w:b/>
+                <w:i w:val="0"/>
                 <w:color w:val="151A1C"/>
                 <w:sz w:val="18"/>
               </w:rPr>
@@ -923,6 +990,7 @@
               <w:rPr>
                 <w:rFonts w:ascii="Calibri" w:hAnsi="Calibri" w:eastAsia="Calibri" w:cs="Calibri"/>
                 <w:b w:val="0"/>
+                <w:i w:val="0"/>
                 <w:sz w:val="18"/>
               </w:rPr>
               <w:t>, acompañándolo durante todo el proceso de postulación.</w:t>
@@ -940,6 +1008,7 @@
               <w:rPr>
                 <w:rFonts w:ascii="Calibri" w:hAnsi="Calibri" w:eastAsia="Calibri" w:cs="Calibri"/>
                 <w:b w:val="0"/>
+                <w:i w:val="0"/>
                 <w:color w:val="1B3A4B"/>
                 <w:sz w:val="13"/>
               </w:rPr>
@@ -952,6 +1021,7 @@
               <w:rPr>
                 <w:rFonts w:ascii="Calibri" w:hAnsi="Calibri" w:eastAsia="Calibri" w:cs="Calibri"/>
                 <w:b/>
+                <w:i w:val="0"/>
                 <w:color w:val="151A1C"/>
                 <w:sz w:val="18"/>
               </w:rPr>
@@ -961,6 +1031,7 @@
               <w:rPr>
                 <w:rFonts w:ascii="Calibri" w:hAnsi="Calibri" w:eastAsia="Calibri" w:cs="Calibri"/>
                 <w:b w:val="0"/>
+                <w:i w:val="0"/>
                 <w:sz w:val="18"/>
               </w:rPr>
               <w:t xml:space="preserve"> con áreas internas de la universidad y con redes de apoyo externas cuando la necesidad excede el ámbito académico.</w:t>
@@ -976,6 +1047,7 @@
               <w:rPr>
                 <w:rFonts w:ascii="Calibri" w:hAnsi="Calibri" w:eastAsia="Calibri" w:cs="Calibri"/>
                 <w:b/>
+                <w:i w:val="0"/>
                 <w:color w:val="151A1C"/>
                 <w:sz w:val="20"/>
               </w:rPr>
@@ -992,6 +1064,7 @@
               <w:rPr>
                 <w:rFonts w:ascii="Calibri" w:hAnsi="Calibri" w:eastAsia="Calibri" w:cs="Calibri"/>
                 <w:b w:val="0"/>
+                <w:i w:val="0"/>
                 <w:color w:val="6E7478"/>
                 <w:sz w:val="17"/>
               </w:rPr>
@@ -1008,9 +1081,11 @@
               <w:rPr>
                 <w:rFonts w:ascii="Calibri" w:hAnsi="Calibri" w:eastAsia="Calibri" w:cs="Calibri"/>
                 <w:b/>
+                <w:i w:val="0"/>
                 <w:color w:val="1B3A4B"/>
-                <w:sz w:val="16"/>
-                <w:spacing w:val="12"/>
+                <w:sz w:val="15"/>
+                <w:caps w:val="1"/>
+                <w:spacing w:val="20"/>
               </w:rPr>
               <w:t>Octubre 2018 – Febrero 2023</w:t>
             </w:r>
@@ -1027,6 +1102,7 @@
               <w:rPr>
                 <w:rFonts w:ascii="Calibri" w:hAnsi="Calibri" w:eastAsia="Calibri" w:cs="Calibri"/>
                 <w:b w:val="0"/>
+                <w:i w:val="0"/>
                 <w:color w:val="1B3A4B"/>
                 <w:sz w:val="13"/>
               </w:rPr>
@@ -1039,6 +1115,7 @@
               <w:rPr>
                 <w:rFonts w:ascii="Calibri" w:hAnsi="Calibri" w:eastAsia="Calibri" w:cs="Calibri"/>
                 <w:b w:val="0"/>
+                <w:i w:val="0"/>
                 <w:sz w:val="18"/>
               </w:rPr>
               <w:t xml:space="preserve">Estuve a cargo de los </w:t>
@@ -1047,6 +1124,7 @@
               <w:rPr>
                 <w:rFonts w:ascii="Calibri" w:hAnsi="Calibri" w:eastAsia="Calibri" w:cs="Calibri"/>
                 <w:b/>
+                <w:i w:val="0"/>
                 <w:color w:val="151A1C"/>
                 <w:sz w:val="18"/>
               </w:rPr>
@@ -1056,6 +1134,7 @@
               <w:rPr>
                 <w:rFonts w:ascii="Calibri" w:hAnsi="Calibri" w:eastAsia="Calibri" w:cs="Calibri"/>
                 <w:b w:val="0"/>
+                <w:i w:val="0"/>
                 <w:sz w:val="18"/>
               </w:rPr>
               <w:t xml:space="preserve"> de los colaboradores, desde la definición de la oferta hasta su implementación y seguimiento, con foco en el clima laboral y en el día a día de la empresa.</w:t>
@@ -1073,6 +1152,7 @@
               <w:rPr>
                 <w:rFonts w:ascii="Calibri" w:hAnsi="Calibri" w:eastAsia="Calibri" w:cs="Calibri"/>
                 <w:b w:val="0"/>
+                <w:i w:val="0"/>
                 <w:color w:val="1B3A4B"/>
                 <w:sz w:val="13"/>
               </w:rPr>
@@ -1085,6 +1165,7 @@
               <w:rPr>
                 <w:rFonts w:ascii="Calibri" w:hAnsi="Calibri" w:eastAsia="Calibri" w:cs="Calibri"/>
                 <w:b w:val="0"/>
+                <w:i w:val="0"/>
                 <w:sz w:val="18"/>
               </w:rPr>
               <w:t xml:space="preserve">Gestioné </w:t>
@@ -1093,6 +1174,7 @@
               <w:rPr>
                 <w:rFonts w:ascii="Calibri" w:hAnsi="Calibri" w:eastAsia="Calibri" w:cs="Calibri"/>
                 <w:b/>
+                <w:i w:val="0"/>
                 <w:color w:val="151A1C"/>
                 <w:sz w:val="18"/>
               </w:rPr>
@@ -1102,6 +1184,7 @@
               <w:rPr>
                 <w:rFonts w:ascii="Calibri" w:hAnsi="Calibri" w:eastAsia="Calibri" w:cs="Calibri"/>
                 <w:b w:val="0"/>
+                <w:i w:val="0"/>
                 <w:sz w:val="18"/>
               </w:rPr>
               <w:t>, administrando la relación con instituciones y proveedores externos.</w:t>
@@ -1119,6 +1202,7 @@
               <w:rPr>
                 <w:rFonts w:ascii="Calibri" w:hAnsi="Calibri" w:eastAsia="Calibri" w:cs="Calibri"/>
                 <w:b w:val="0"/>
+                <w:i w:val="0"/>
                 <w:color w:val="1B3A4B"/>
                 <w:sz w:val="13"/>
               </w:rPr>
@@ -1131,6 +1215,7 @@
               <w:rPr>
                 <w:rFonts w:ascii="Calibri" w:hAnsi="Calibri" w:eastAsia="Calibri" w:cs="Calibri"/>
                 <w:b w:val="0"/>
+                <w:i w:val="0"/>
                 <w:sz w:val="18"/>
               </w:rPr>
               <w:t xml:space="preserve">Organicé </w:t>
@@ -1139,6 +1224,7 @@
               <w:rPr>
                 <w:rFonts w:ascii="Calibri" w:hAnsi="Calibri" w:eastAsia="Calibri" w:cs="Calibri"/>
                 <w:b/>
+                <w:i w:val="0"/>
                 <w:color w:val="151A1C"/>
                 <w:sz w:val="18"/>
               </w:rPr>
@@ -1148,6 +1234,7 @@
               <w:rPr>
                 <w:rFonts w:ascii="Calibri" w:hAnsi="Calibri" w:eastAsia="Calibri" w:cs="Calibri"/>
                 <w:b w:val="0"/>
+                <w:i w:val="0"/>
                 <w:sz w:val="18"/>
               </w:rPr>
               <w:t>, articulando a las distintas áreas para asegurar convocatoria y buena ejecución.</w:t>
@@ -1165,6 +1252,7 @@
               <w:rPr>
                 <w:rFonts w:ascii="Calibri" w:hAnsi="Calibri" w:eastAsia="Calibri" w:cs="Calibri"/>
                 <w:b w:val="0"/>
+                <w:i w:val="0"/>
                 <w:color w:val="1B3A4B"/>
                 <w:sz w:val="13"/>
               </w:rPr>
@@ -1177,6 +1265,7 @@
               <w:rPr>
                 <w:rFonts w:ascii="Calibri" w:hAnsi="Calibri" w:eastAsia="Calibri" w:cs="Calibri"/>
                 <w:b w:val="0"/>
+                <w:i w:val="0"/>
                 <w:sz w:val="18"/>
               </w:rPr>
               <w:t xml:space="preserve">Tuve a cargo la </w:t>
@@ -1185,6 +1274,7 @@
               <w:rPr>
                 <w:rFonts w:ascii="Calibri" w:hAnsi="Calibri" w:eastAsia="Calibri" w:cs="Calibri"/>
                 <w:b/>
+                <w:i w:val="0"/>
                 <w:color w:val="151A1C"/>
                 <w:sz w:val="18"/>
               </w:rPr>
@@ -1194,6 +1284,7 @@
               <w:rPr>
                 <w:rFonts w:ascii="Calibri" w:hAnsi="Calibri" w:eastAsia="Calibri" w:cs="Calibri"/>
                 <w:b w:val="0"/>
+                <w:i w:val="0"/>
                 <w:sz w:val="18"/>
               </w:rPr>
               <w:t xml:space="preserve"> junto al prevencionista externo, con seguimiento por KPI para dar cumplimiento a la certificación.</w:t>
@@ -1211,6 +1302,7 @@
               <w:rPr>
                 <w:rFonts w:ascii="Calibri" w:hAnsi="Calibri" w:eastAsia="Calibri" w:cs="Calibri"/>
                 <w:b w:val="0"/>
+                <w:i w:val="0"/>
                 <w:color w:val="1B3A4B"/>
                 <w:sz w:val="13"/>
               </w:rPr>
@@ -1223,6 +1315,7 @@
               <w:rPr>
                 <w:rFonts w:ascii="Calibri" w:hAnsi="Calibri" w:eastAsia="Calibri" w:cs="Calibri"/>
                 <w:b w:val="0"/>
+                <w:i w:val="0"/>
                 <w:sz w:val="18"/>
               </w:rPr>
               <w:t xml:space="preserve">Lideré el </w:t>
@@ -1231,6 +1324,7 @@
               <w:rPr>
                 <w:rFonts w:ascii="Calibri" w:hAnsi="Calibri" w:eastAsia="Calibri" w:cs="Calibri"/>
                 <w:b/>
+                <w:i w:val="0"/>
                 <w:color w:val="151A1C"/>
                 <w:sz w:val="18"/>
               </w:rPr>
@@ -1240,6 +1334,7 @@
               <w:rPr>
                 <w:rFonts w:ascii="Calibri" w:hAnsi="Calibri" w:eastAsia="Calibri" w:cs="Calibri"/>
                 <w:b w:val="0"/>
+                <w:i w:val="0"/>
                 <w:sz w:val="18"/>
               </w:rPr>
               <w:t xml:space="preserve"> de la compañía.</w:t>
@@ -1257,6 +1352,7 @@
               <w:rPr>
                 <w:rFonts w:ascii="Calibri" w:hAnsi="Calibri" w:eastAsia="Calibri" w:cs="Calibri"/>
                 <w:b w:val="0"/>
+                <w:i w:val="0"/>
                 <w:color w:val="1B3A4B"/>
                 <w:sz w:val="13"/>
               </w:rPr>
@@ -1269,6 +1365,7 @@
               <w:rPr>
                 <w:rFonts w:ascii="Calibri" w:hAnsi="Calibri" w:eastAsia="Calibri" w:cs="Calibri"/>
                 <w:b w:val="0"/>
+                <w:i w:val="0"/>
                 <w:sz w:val="18"/>
               </w:rPr>
               <w:t xml:space="preserve">Asumí durante un año el </w:t>
@@ -1277,6 +1374,7 @@
               <w:rPr>
                 <w:rFonts w:ascii="Calibri" w:hAnsi="Calibri" w:eastAsia="Calibri" w:cs="Calibri"/>
                 <w:b/>
+                <w:i w:val="0"/>
                 <w:color w:val="151A1C"/>
                 <w:sz w:val="18"/>
               </w:rPr>
@@ -1286,6 +1384,7 @@
               <w:rPr>
                 <w:rFonts w:ascii="Calibri" w:hAnsi="Calibri" w:eastAsia="Calibri" w:cs="Calibri"/>
                 <w:b w:val="0"/>
+                <w:i w:val="0"/>
                 <w:sz w:val="18"/>
               </w:rPr>
               <w:t xml:space="preserve"> en las certificaciones ISO 9001:2015, ISO 14001:2015 e ISO 45001:2018 (Seguridad y Salud en el Trabajo).</w:t>
@@ -1306,6 +1405,7 @@
         <w:rPr>
           <w:rFonts w:ascii="Calibri" w:hAnsi="Calibri" w:eastAsia="Calibri" w:cs="Calibri"/>
           <w:b/>
+          <w:i w:val="0"/>
           <w:color w:val="FFFFFF"/>
           <w:sz w:val="45"/>
           <w:spacing w:val="6"/>
@@ -1323,6 +1423,7 @@
         <w:rPr>
           <w:rFonts w:ascii="Calibri" w:hAnsi="Calibri" w:eastAsia="Calibri" w:cs="Calibri"/>
           <w:b/>
+          <w:i w:val="0"/>
           <w:color w:val="C7D4DA"/>
           <w:sz w:val="16"/>
           <w:spacing w:val="36"/>
@@ -1340,6 +1441,7 @@
         <w:rPr>
           <w:rFonts w:ascii="Calibri" w:hAnsi="Calibri" w:eastAsia="Calibri" w:cs="Calibri"/>
           <w:b w:val="0"/>
+          <w:i w:val="0"/>
           <w:color w:val="C7D4DA"/>
           <w:sz w:val="17"/>
         </w:rPr>
@@ -1356,6 +1458,7 @@
         <w:rPr>
           <w:rFonts w:ascii="Calibri" w:hAnsi="Calibri" w:eastAsia="Calibri" w:cs="Calibri"/>
           <w:b w:val="0"/>
+          <w:i w:val="0"/>
           <w:sz w:val="10"/>
         </w:rPr>
       </w:r>
@@ -1378,7 +1481,10 @@
           <w:tcPr>
             <w:tcW w:type="dxa" w:w="3061"/>
             <w:tcW w:w="3061" w:type="dxa"/>
-            <w:shd w:val="clear" w:fill="F1F4F5"/>
+            <w:shd w:val="clear" w:fill="EFF3F5"/>
+            <w:tcBorders>
+              <w:start w:val="single" w:sz="18" w:space="0" w:color="1B3A4B"/>
+            </w:tcBorders>
             <w:tcMar>
               <w:top w:w="181" w:type="dxa"/>
               <w:left w:w="181" w:type="dxa"/>
@@ -1399,6 +1505,7 @@
               <w:rPr>
                 <w:rFonts w:ascii="Calibri" w:hAnsi="Calibri" w:eastAsia="Calibri" w:cs="Calibri"/>
                 <w:b/>
+                <w:i w:val="0"/>
                 <w:color w:val="1B3A4B"/>
                 <w:sz w:val="16"/>
                 <w:spacing w:val="44"/>
@@ -1418,6 +1525,7 @@
               <w:rPr>
                 <w:rFonts w:ascii="Calibri" w:hAnsi="Calibri" w:eastAsia="Calibri" w:cs="Calibri"/>
                 <w:b w:val="0"/>
+                <w:i w:val="0"/>
                 <w:sz w:val="4"/>
               </w:rPr>
             </w:r>
@@ -1431,6 +1539,7 @@
               <w:rPr>
                 <w:rFonts w:ascii="Calibri" w:hAnsi="Calibri" w:eastAsia="Calibri" w:cs="Calibri"/>
                 <w:b w:val="0"/>
+                <w:i w:val="0"/>
                 <w:sz w:val="17"/>
               </w:rPr>
               <w:t>Microsoft Office (Word, Excel y PowerPoint) nivel intermedio; conocimiento básico de BUK, SAP y Talana; plataformas institucionales del Ministerio de Educación y gestión documental.</w:t>
@@ -1445,6 +1554,7 @@
               <w:rPr>
                 <w:rFonts w:ascii="Calibri" w:hAnsi="Calibri" w:eastAsia="Calibri" w:cs="Calibri"/>
                 <w:b/>
+                <w:i w:val="0"/>
                 <w:color w:val="1B3A4B"/>
                 <w:sz w:val="16"/>
                 <w:spacing w:val="44"/>
@@ -1464,6 +1574,7 @@
               <w:rPr>
                 <w:rFonts w:ascii="Calibri" w:hAnsi="Calibri" w:eastAsia="Calibri" w:cs="Calibri"/>
                 <w:b w:val="0"/>
+                <w:i w:val="0"/>
                 <w:sz w:val="4"/>
               </w:rPr>
             </w:r>
@@ -1477,6 +1588,7 @@
               <w:rPr>
                 <w:rFonts w:ascii="Calibri" w:hAnsi="Calibri" w:eastAsia="Calibri" w:cs="Calibri"/>
                 <w:b w:val="0"/>
+                <w:i w:val="0"/>
                 <w:sz w:val="17"/>
               </w:rPr>
               <w:t>Movilización propia y licencia clase B; disponibilidad para desempeñarse en Campus San Joaquín y en otros campus de la Región Metropolitana.</w:t>
@@ -1491,6 +1603,7 @@
               <w:rPr>
                 <w:rFonts w:ascii="Calibri" w:hAnsi="Calibri" w:eastAsia="Calibri" w:cs="Calibri"/>
                 <w:b/>
+                <w:i w:val="0"/>
                 <w:color w:val="1B3A4B"/>
                 <w:sz w:val="16"/>
                 <w:spacing w:val="44"/>
@@ -1510,6 +1623,7 @@
               <w:rPr>
                 <w:rFonts w:ascii="Calibri" w:hAnsi="Calibri" w:eastAsia="Calibri" w:cs="Calibri"/>
                 <w:b w:val="0"/>
+                <w:i w:val="0"/>
                 <w:sz w:val="4"/>
               </w:rPr>
             </w:r>
@@ -1524,6 +1638,7 @@
               <w:rPr>
                 <w:rFonts w:ascii="Calibri" w:hAnsi="Calibri" w:eastAsia="Calibri" w:cs="Calibri"/>
                 <w:b w:val="0"/>
+                <w:i w:val="0"/>
                 <w:color w:val="1B3A4B"/>
                 <w:sz w:val="13"/>
               </w:rPr>
@@ -1536,6 +1651,7 @@
               <w:rPr>
                 <w:rFonts w:ascii="Calibri" w:hAnsi="Calibri" w:eastAsia="Calibri" w:cs="Calibri"/>
                 <w:b w:val="0"/>
+                <w:i w:val="0"/>
                 <w:sz w:val="17"/>
               </w:rPr>
               <w:t>Certificación Gatekeepers — agentes comunitarios en prevención del suicidio (2026).</w:t>
@@ -1551,6 +1667,7 @@
               <w:rPr>
                 <w:rFonts w:ascii="Calibri" w:hAnsi="Calibri" w:eastAsia="Calibri" w:cs="Calibri"/>
                 <w:b w:val="0"/>
+                <w:i w:val="0"/>
                 <w:color w:val="1B3A4B"/>
                 <w:sz w:val="13"/>
               </w:rPr>
@@ -1563,6 +1680,7 @@
               <w:rPr>
                 <w:rFonts w:ascii="Calibri" w:hAnsi="Calibri" w:eastAsia="Calibri" w:cs="Calibri"/>
                 <w:b w:val="0"/>
+                <w:i w:val="0"/>
                 <w:sz w:val="17"/>
               </w:rPr>
               <w:t>Interpretación auditor interno — TÜV Rheinland (2019).</w:t>
@@ -1578,6 +1696,7 @@
               <w:rPr>
                 <w:rFonts w:ascii="Calibri" w:hAnsi="Calibri" w:eastAsia="Calibri" w:cs="Calibri"/>
                 <w:b w:val="0"/>
+                <w:i w:val="0"/>
                 <w:color w:val="1B3A4B"/>
                 <w:sz w:val="13"/>
               </w:rPr>
@@ -1590,6 +1709,7 @@
               <w:rPr>
                 <w:rFonts w:ascii="Calibri" w:hAnsi="Calibri" w:eastAsia="Calibri" w:cs="Calibri"/>
                 <w:b w:val="0"/>
+                <w:i w:val="0"/>
                 <w:sz w:val="17"/>
               </w:rPr>
               <w:t>Ley 21.327, Modernización de la Dirección del Trabajo — Bicentenario OTEC (2021).</w:t>
@@ -1620,6 +1740,7 @@
               <w:rPr>
                 <w:rFonts w:ascii="Calibri" w:hAnsi="Calibri" w:eastAsia="Calibri" w:cs="Calibri"/>
                 <w:b/>
+                <w:i w:val="0"/>
                 <w:color w:val="1B3A4B"/>
                 <w:sz w:val="16"/>
                 <w:spacing w:val="44"/>
@@ -1639,6 +1760,7 @@
               <w:rPr>
                 <w:rFonts w:ascii="Calibri" w:hAnsi="Calibri" w:eastAsia="Calibri" w:cs="Calibri"/>
                 <w:b w:val="0"/>
+                <w:i w:val="0"/>
                 <w:sz w:val="4"/>
               </w:rPr>
             </w:r>
@@ -1653,6 +1775,7 @@
               <w:rPr>
                 <w:rFonts w:ascii="Calibri" w:hAnsi="Calibri" w:eastAsia="Calibri" w:cs="Calibri"/>
                 <w:b/>
+                <w:i w:val="0"/>
                 <w:color w:val="151A1C"/>
                 <w:sz w:val="20"/>
               </w:rPr>
@@ -1669,6 +1792,7 @@
               <w:rPr>
                 <w:rFonts w:ascii="Calibri" w:hAnsi="Calibri" w:eastAsia="Calibri" w:cs="Calibri"/>
                 <w:b w:val="0"/>
+                <w:i w:val="0"/>
                 <w:color w:val="6E7478"/>
                 <w:sz w:val="17"/>
               </w:rPr>
@@ -1685,9 +1809,11 @@
               <w:rPr>
                 <w:rFonts w:ascii="Calibri" w:hAnsi="Calibri" w:eastAsia="Calibri" w:cs="Calibri"/>
                 <w:b/>
+                <w:i w:val="0"/>
                 <w:color w:val="1B3A4B"/>
-                <w:sz w:val="16"/>
-                <w:spacing w:val="12"/>
+                <w:sz w:val="15"/>
+                <w:caps w:val="1"/>
+                <w:spacing w:val="20"/>
               </w:rPr>
               <w:t>Octubre 2017 – Septiembre 2018</w:t>
             </w:r>
@@ -1704,6 +1830,7 @@
               <w:rPr>
                 <w:rFonts w:ascii="Calibri" w:hAnsi="Calibri" w:eastAsia="Calibri" w:cs="Calibri"/>
                 <w:b w:val="0"/>
+                <w:i w:val="0"/>
                 <w:color w:val="1B3A4B"/>
                 <w:sz w:val="13"/>
               </w:rPr>
@@ -1716,6 +1843,7 @@
               <w:rPr>
                 <w:rFonts w:ascii="Calibri" w:hAnsi="Calibri" w:eastAsia="Calibri" w:cs="Calibri"/>
                 <w:b w:val="0"/>
+                <w:i w:val="0"/>
                 <w:sz w:val="18"/>
               </w:rPr>
               <w:t xml:space="preserve">Diseñé y dicté </w:t>
@@ -1724,6 +1852,7 @@
               <w:rPr>
                 <w:rFonts w:ascii="Calibri" w:hAnsi="Calibri" w:eastAsia="Calibri" w:cs="Calibri"/>
                 <w:b/>
+                <w:i w:val="0"/>
                 <w:color w:val="151A1C"/>
                 <w:sz w:val="18"/>
               </w:rPr>
@@ -1733,6 +1862,7 @@
               <w:rPr>
                 <w:rFonts w:ascii="Calibri" w:hAnsi="Calibri" w:eastAsia="Calibri" w:cs="Calibri"/>
                 <w:b w:val="0"/>
+                <w:i w:val="0"/>
                 <w:sz w:val="18"/>
               </w:rPr>
               <w:t xml:space="preserve"> para emprendedores, con metodologías prácticas y grupales, y acompañé la gestión de sus proyectos revisando con cada participante qué reforzar.</w:t>
@@ -1750,6 +1880,7 @@
               <w:rPr>
                 <w:rFonts w:ascii="Calibri" w:hAnsi="Calibri" w:eastAsia="Calibri" w:cs="Calibri"/>
                 <w:b w:val="0"/>
+                <w:i w:val="0"/>
                 <w:color w:val="1B3A4B"/>
                 <w:sz w:val="13"/>
               </w:rPr>
@@ -1762,6 +1893,7 @@
               <w:rPr>
                 <w:rFonts w:ascii="Calibri" w:hAnsi="Calibri" w:eastAsia="Calibri" w:cs="Calibri"/>
                 <w:b w:val="0"/>
+                <w:i w:val="0"/>
                 <w:sz w:val="18"/>
               </w:rPr>
               <w:t xml:space="preserve">Orienté a los emprendedores en materia de </w:t>
@@ -1770,6 +1902,7 @@
               <w:rPr>
                 <w:rFonts w:ascii="Calibri" w:hAnsi="Calibri" w:eastAsia="Calibri" w:cs="Calibri"/>
                 <w:b/>
+                <w:i w:val="0"/>
                 <w:color w:val="151A1C"/>
                 <w:sz w:val="18"/>
               </w:rPr>
@@ -1779,6 +1912,7 @@
               <w:rPr>
                 <w:rFonts w:ascii="Calibri" w:hAnsi="Calibri" w:eastAsia="Calibri" w:cs="Calibri"/>
                 <w:b w:val="0"/>
+                <w:i w:val="0"/>
                 <w:sz w:val="18"/>
               </w:rPr>
               <w:t>, articulando con las redes de la comuna, y los vinculé con recursos disponibles que muchas veces no sabían que tenían a su alcance.</w:t>
@@ -1794,6 +1928,7 @@
               <w:rPr>
                 <w:rFonts w:ascii="Calibri" w:hAnsi="Calibri" w:eastAsia="Calibri" w:cs="Calibri"/>
                 <w:b/>
+                <w:i w:val="0"/>
                 <w:color w:val="151A1C"/>
                 <w:sz w:val="20"/>
               </w:rPr>
@@ -1810,6 +1945,7 @@
               <w:rPr>
                 <w:rFonts w:ascii="Calibri" w:hAnsi="Calibri" w:eastAsia="Calibri" w:cs="Calibri"/>
                 <w:b w:val="0"/>
+                <w:i w:val="0"/>
                 <w:color w:val="6E7478"/>
                 <w:sz w:val="17"/>
               </w:rPr>
@@ -1826,9 +1962,11 @@
               <w:rPr>
                 <w:rFonts w:ascii="Calibri" w:hAnsi="Calibri" w:eastAsia="Calibri" w:cs="Calibri"/>
                 <w:b/>
+                <w:i w:val="0"/>
                 <w:color w:val="1B3A4B"/>
-                <w:sz w:val="16"/>
-                <w:spacing w:val="12"/>
+                <w:sz w:val="15"/>
+                <w:caps w:val="1"/>
+                <w:spacing w:val="20"/>
               </w:rPr>
               <w:t>Diciembre 2016 – Septiembre 2017</w:t>
             </w:r>
@@ -1845,6 +1983,7 @@
               <w:rPr>
                 <w:rFonts w:ascii="Calibri" w:hAnsi="Calibri" w:eastAsia="Calibri" w:cs="Calibri"/>
                 <w:b w:val="0"/>
+                <w:i w:val="0"/>
                 <w:color w:val="1B3A4B"/>
                 <w:sz w:val="13"/>
               </w:rPr>
@@ -1857,6 +1996,7 @@
               <w:rPr>
                 <w:rFonts w:ascii="Calibri" w:hAnsi="Calibri" w:eastAsia="Calibri" w:cs="Calibri"/>
                 <w:b/>
+                <w:i w:val="0"/>
                 <w:color w:val="151A1C"/>
                 <w:sz w:val="18"/>
               </w:rPr>
@@ -1866,6 +2006,7 @@
               <w:rPr>
                 <w:rFonts w:ascii="Calibri" w:hAnsi="Calibri" w:eastAsia="Calibri" w:cs="Calibri"/>
                 <w:b w:val="0"/>
+                <w:i w:val="0"/>
                 <w:sz w:val="18"/>
               </w:rPr>
               <w:t>, para una dotación de más de 200 colaboradores, definiendo la planificación de actividades y beneficios.</w:t>
@@ -1883,6 +2024,7 @@
               <w:rPr>
                 <w:rFonts w:ascii="Calibri" w:hAnsi="Calibri" w:eastAsia="Calibri" w:cs="Calibri"/>
                 <w:b w:val="0"/>
+                <w:i w:val="0"/>
                 <w:color w:val="1B3A4B"/>
                 <w:sz w:val="13"/>
               </w:rPr>
@@ -1895,6 +2037,7 @@
               <w:rPr>
                 <w:rFonts w:ascii="Calibri" w:hAnsi="Calibri" w:eastAsia="Calibri" w:cs="Calibri"/>
                 <w:b w:val="0"/>
+                <w:i w:val="0"/>
                 <w:sz w:val="18"/>
               </w:rPr>
               <w:t xml:space="preserve">Administré el </w:t>
@@ -1903,6 +2046,7 @@
               <w:rPr>
                 <w:rFonts w:ascii="Calibri" w:hAnsi="Calibri" w:eastAsia="Calibri" w:cs="Calibri"/>
                 <w:b/>
+                <w:i w:val="0"/>
                 <w:color w:val="151A1C"/>
                 <w:sz w:val="18"/>
               </w:rPr>
@@ -1912,6 +2056,7 @@
               <w:rPr>
                 <w:rFonts w:ascii="Calibri" w:hAnsi="Calibri" w:eastAsia="Calibri" w:cs="Calibri"/>
                 <w:b w:val="0"/>
+                <w:i w:val="0"/>
                 <w:sz w:val="18"/>
               </w:rPr>
               <w:t xml:space="preserve"> de la dotación, apoyando a los trabajadores en el acceso, uso y tramitación de reembolsos.</w:t>
@@ -1929,6 +2074,7 @@
               <w:rPr>
                 <w:rFonts w:ascii="Calibri" w:hAnsi="Calibri" w:eastAsia="Calibri" w:cs="Calibri"/>
                 <w:b w:val="0"/>
+                <w:i w:val="0"/>
                 <w:color w:val="1B3A4B"/>
                 <w:sz w:val="13"/>
               </w:rPr>
@@ -1941,6 +2087,7 @@
               <w:rPr>
                 <w:rFonts w:ascii="Calibri" w:hAnsi="Calibri" w:eastAsia="Calibri" w:cs="Calibri"/>
                 <w:b w:val="0"/>
+                <w:i w:val="0"/>
                 <w:sz w:val="18"/>
               </w:rPr>
               <w:t xml:space="preserve">Gestioné </w:t>
@@ -1949,6 +2096,7 @@
               <w:rPr>
                 <w:rFonts w:ascii="Calibri" w:hAnsi="Calibri" w:eastAsia="Calibri" w:cs="Calibri"/>
                 <w:b/>
+                <w:i w:val="0"/>
                 <w:color w:val="151A1C"/>
                 <w:sz w:val="18"/>
               </w:rPr>
@@ -1958,6 +2106,7 @@
               <w:rPr>
                 <w:rFonts w:ascii="Calibri" w:hAnsi="Calibri" w:eastAsia="Calibri" w:cs="Calibri"/>
                 <w:b w:val="0"/>
+                <w:i w:val="0"/>
                 <w:sz w:val="18"/>
               </w:rPr>
               <w:t xml:space="preserve"> y la incorporación de cargas familiares de los trabajadores.</w:t>
@@ -1975,6 +2124,7 @@
               <w:rPr>
                 <w:rFonts w:ascii="Calibri" w:hAnsi="Calibri" w:eastAsia="Calibri" w:cs="Calibri"/>
                 <w:b w:val="0"/>
+                <w:i w:val="0"/>
                 <w:color w:val="1B3A4B"/>
                 <w:sz w:val="13"/>
               </w:rPr>
@@ -1987,6 +2137,7 @@
               <w:rPr>
                 <w:rFonts w:ascii="Calibri" w:hAnsi="Calibri" w:eastAsia="Calibri" w:cs="Calibri"/>
                 <w:b w:val="0"/>
+                <w:i w:val="0"/>
                 <w:sz w:val="18"/>
               </w:rPr>
               <w:t xml:space="preserve">Realicé </w:t>
@@ -1995,6 +2146,7 @@
               <w:rPr>
                 <w:rFonts w:ascii="Calibri" w:hAnsi="Calibri" w:eastAsia="Calibri" w:cs="Calibri"/>
                 <w:b/>
+                <w:i w:val="0"/>
                 <w:color w:val="151A1C"/>
                 <w:sz w:val="18"/>
               </w:rPr>
@@ -2004,6 +2156,7 @@
               <w:rPr>
                 <w:rFonts w:ascii="Calibri" w:hAnsi="Calibri" w:eastAsia="Calibri" w:cs="Calibri"/>
                 <w:b w:val="0"/>
+                <w:i w:val="0"/>
                 <w:sz w:val="18"/>
               </w:rPr>
               <w:t>, atendiendo en terreno las necesidades de beneficios internos y externos, principalmente en vivienda y salud.</w:t>
@@ -2018,6 +2171,7 @@
               <w:rPr>
                 <w:rFonts w:ascii="Calibri" w:hAnsi="Calibri" w:eastAsia="Calibri" w:cs="Calibri"/>
                 <w:b/>
+                <w:i w:val="0"/>
                 <w:color w:val="1B3A4B"/>
                 <w:sz w:val="16"/>
                 <w:spacing w:val="44"/>
@@ -2037,6 +2191,7 @@
               <w:rPr>
                 <w:rFonts w:ascii="Calibri" w:hAnsi="Calibri" w:eastAsia="Calibri" w:cs="Calibri"/>
                 <w:b w:val="0"/>
+                <w:i w:val="0"/>
                 <w:sz w:val="4"/>
               </w:rPr>
             </w:r>
@@ -2051,6 +2206,7 @@
               <w:rPr>
                 <w:rFonts w:ascii="Calibri" w:hAnsi="Calibri" w:eastAsia="Calibri" w:cs="Calibri"/>
                 <w:b/>
+                <w:i w:val="0"/>
                 <w:color w:val="151A1C"/>
                 <w:sz w:val="18"/>
               </w:rPr>
@@ -2067,6 +2223,7 @@
               <w:rPr>
                 <w:rFonts w:ascii="Calibri" w:hAnsi="Calibri" w:eastAsia="Calibri" w:cs="Calibri"/>
                 <w:b w:val="0"/>
+                <w:i w:val="0"/>
                 <w:color w:val="6E7478"/>
                 <w:sz w:val="17"/>
               </w:rPr>
@@ -2083,6 +2240,7 @@
               <w:rPr>
                 <w:rFonts w:ascii="Calibri" w:hAnsi="Calibri" w:eastAsia="Calibri" w:cs="Calibri"/>
                 <w:b/>
+                <w:i w:val="0"/>
                 <w:color w:val="151A1C"/>
                 <w:sz w:val="18"/>
               </w:rPr>
@@ -2099,6 +2257,7 @@
               <w:rPr>
                 <w:rFonts w:ascii="Calibri" w:hAnsi="Calibri" w:eastAsia="Calibri" w:cs="Calibri"/>
                 <w:b w:val="0"/>
+                <w:i w:val="0"/>
                 <w:color w:val="6E7478"/>
                 <w:sz w:val="17"/>
               </w:rPr>
@@ -2115,6 +2274,7 @@
               <w:rPr>
                 <w:rFonts w:ascii="Calibri" w:hAnsi="Calibri" w:eastAsia="Calibri" w:cs="Calibri"/>
                 <w:b/>
+                <w:i w:val="0"/>
                 <w:color w:val="151A1C"/>
                 <w:sz w:val="18"/>
               </w:rPr>
@@ -2131,6 +2291,7 @@
               <w:rPr>
                 <w:rFonts w:ascii="Calibri" w:hAnsi="Calibri" w:eastAsia="Calibri" w:cs="Calibri"/>
                 <w:b w:val="0"/>
+                <w:i w:val="0"/>
                 <w:color w:val="6E7478"/>
                 <w:sz w:val="17"/>
               </w:rPr>

--- a/cv-trabajador-social-uc/CV_Jeniffer_Mieres_03_Sidebar.docx
+++ b/cv-trabajador-social-uc/CV_Jeniffer_Mieres_03_Sidebar.docx
@@ -874,26 +874,7 @@
                 <w:i w:val="0"/>
                 <w:sz w:val="18"/>
               </w:rPr>
-              <w:t xml:space="preserve">Realizo la </w:t>
-            </w:r>
-            <w:r>
-              <w:rPr>
-                <w:rFonts w:ascii="Calibri" w:hAnsi="Calibri" w:eastAsia="Calibri" w:cs="Calibri"/>
-                <w:b/>
-                <w:i w:val="0"/>
-                <w:color w:val="151A1C"/>
-                <w:sz w:val="18"/>
-              </w:rPr>
-              <w:t>evaluación socioeconómica</w:t>
-            </w:r>
-            <w:r>
-              <w:rPr>
-                <w:rFonts w:ascii="Calibri" w:hAnsi="Calibri" w:eastAsia="Calibri" w:cs="Calibri"/>
-                <w:b w:val="0"/>
-                <w:i w:val="0"/>
-                <w:sz w:val="18"/>
-              </w:rPr>
-              <w:t xml:space="preserve"> de cada caso, revisando antecedentes y acreditaciones en los sistemas del Ministerio de Educación para definir con autonomía qué apoyo corresponde.</w:t>
+              <w:t>Realizo la evaluación socioeconómica de cada caso, revisando antecedentes y acreditaciones en los sistemas del Ministerio de Educación para definir con autonomía qué apoyo corresponde.</w:t>
             </w:r>
           </w:p>
           <w:p>
@@ -924,26 +905,7 @@
                 <w:i w:val="0"/>
                 <w:sz w:val="18"/>
               </w:rPr>
-              <w:t xml:space="preserve">Gestiono </w:t>
-            </w:r>
-            <w:r>
-              <w:rPr>
-                <w:rFonts w:ascii="Calibri" w:hAnsi="Calibri" w:eastAsia="Calibri" w:cs="Calibri"/>
-                <w:b/>
-                <w:i w:val="0"/>
-                <w:color w:val="151A1C"/>
-                <w:sz w:val="18"/>
-              </w:rPr>
-              <w:t>beneficios ministeriales e internos</w:t>
-            </w:r>
-            <w:r>
-              <w:rPr>
-                <w:rFonts w:ascii="Calibri" w:hAnsi="Calibri" w:eastAsia="Calibri" w:cs="Calibri"/>
-                <w:b w:val="0"/>
-                <w:i w:val="0"/>
-                <w:sz w:val="18"/>
-              </w:rPr>
-              <w:t xml:space="preserve"> de principio a fin: verificación de requisitos, preselección, seguimiento y registro documental. Elaboro informes sociales y mantengo la trazabilidad de la cartera de casos a mi cargo.</w:t>
+              <w:t>Gestiono beneficios ministeriales e internos de principio a fin: verificación de requisitos, preselección, seguimiento y registro documental. Elaboro informes sociales y mantengo la trazabilidad de la cartera de casos a mi cargo.</w:t>
             </w:r>
           </w:p>
           <w:p>
@@ -974,26 +936,7 @@
                 <w:i w:val="0"/>
                 <w:sz w:val="18"/>
               </w:rPr>
-              <w:t xml:space="preserve">Atiendo al estudiantado de manera permanente y entrego </w:t>
-            </w:r>
-            <w:r>
-              <w:rPr>
-                <w:rFonts w:ascii="Calibri" w:hAnsi="Calibri" w:eastAsia="Calibri" w:cs="Calibri"/>
-                <w:b/>
-                <w:i w:val="0"/>
-                <w:color w:val="151A1C"/>
-                <w:sz w:val="18"/>
-              </w:rPr>
-              <w:t>orientación social personalizada</w:t>
-            </w:r>
-            <w:r>
-              <w:rPr>
-                <w:rFonts w:ascii="Calibri" w:hAnsi="Calibri" w:eastAsia="Calibri" w:cs="Calibri"/>
-                <w:b w:val="0"/>
-                <w:i w:val="0"/>
-                <w:sz w:val="18"/>
-              </w:rPr>
-              <w:t>, acompañándolo durante todo el proceso de postulación.</w:t>
+              <w:t>Atiendo al estudiantado de manera permanente y entrego orientación social personalizada, acompañándolo durante todo el proceso de postulación.</w:t>
             </w:r>
           </w:p>
           <w:p>
@@ -1020,21 +963,11 @@
             <w:r>
               <w:rPr>
                 <w:rFonts w:ascii="Calibri" w:hAnsi="Calibri" w:eastAsia="Calibri" w:cs="Calibri"/>
-                <w:b/>
-                <w:i w:val="0"/>
-                <w:color w:val="151A1C"/>
-                <w:sz w:val="18"/>
-              </w:rPr>
-              <w:t>Coordino casos complejos</w:t>
-            </w:r>
-            <w:r>
-              <w:rPr>
-                <w:rFonts w:ascii="Calibri" w:hAnsi="Calibri" w:eastAsia="Calibri" w:cs="Calibri"/>
                 <w:b w:val="0"/>
                 <w:i w:val="0"/>
                 <w:sz w:val="18"/>
               </w:rPr>
-              <w:t xml:space="preserve"> con áreas internas de la universidad y con redes de apoyo externas cuando la necesidad excede el ámbito académico.</w:t>
+              <w:t>Coordino casos complejos con áreas internas de la universidad y con redes de apoyo externas cuando la necesidad excede el ámbito académico.</w:t>
             </w:r>
           </w:p>
           <w:p>
@@ -1118,26 +1051,7 @@
                 <w:i w:val="0"/>
                 <w:sz w:val="18"/>
               </w:rPr>
-              <w:t xml:space="preserve">Estuve a cargo de los </w:t>
-            </w:r>
-            <w:r>
-              <w:rPr>
-                <w:rFonts w:ascii="Calibri" w:hAnsi="Calibri" w:eastAsia="Calibri" w:cs="Calibri"/>
-                <w:b/>
-                <w:i w:val="0"/>
-                <w:color w:val="151A1C"/>
-                <w:sz w:val="18"/>
-              </w:rPr>
-              <w:t>programas de bienestar y beneficios</w:t>
-            </w:r>
-            <w:r>
-              <w:rPr>
-                <w:rFonts w:ascii="Calibri" w:hAnsi="Calibri" w:eastAsia="Calibri" w:cs="Calibri"/>
-                <w:b w:val="0"/>
-                <w:i w:val="0"/>
-                <w:sz w:val="18"/>
-              </w:rPr>
-              <w:t xml:space="preserve"> de los colaboradores, desde la definición de la oferta hasta su implementación y seguimiento, con foco en el clima laboral y en el día a día de la empresa.</w:t>
+              <w:t>Estuve a cargo de los programas de bienestar y beneficios de los colaboradores, desde la definición de la oferta hasta su implementación y seguimiento, con foco en el clima laboral y en el día a día de la empresa.</w:t>
             </w:r>
           </w:p>
           <w:p>
@@ -1168,26 +1082,7 @@
                 <w:i w:val="0"/>
                 <w:sz w:val="18"/>
               </w:rPr>
-              <w:t xml:space="preserve">Gestioné </w:t>
-            </w:r>
-            <w:r>
-              <w:rPr>
-                <w:rFonts w:ascii="Calibri" w:hAnsi="Calibri" w:eastAsia="Calibri" w:cs="Calibri"/>
-                <w:b/>
-                <w:i w:val="0"/>
-                <w:color w:val="151A1C"/>
-                <w:sz w:val="18"/>
-              </w:rPr>
-              <w:t>convenios y beneficios orientados a la calidad de vida laboral</w:t>
-            </w:r>
-            <w:r>
-              <w:rPr>
-                <w:rFonts w:ascii="Calibri" w:hAnsi="Calibri" w:eastAsia="Calibri" w:cs="Calibri"/>
-                <w:b w:val="0"/>
-                <w:i w:val="0"/>
-                <w:sz w:val="18"/>
-              </w:rPr>
-              <w:t>, administrando la relación con instituciones y proveedores externos.</w:t>
+              <w:t>Gestioné convenios y beneficios orientados a la calidad de vida laboral, administrando la relación con instituciones y proveedores externos.</w:t>
             </w:r>
           </w:p>
           <w:p>
@@ -1218,26 +1113,7 @@
                 <w:i w:val="0"/>
                 <w:sz w:val="18"/>
               </w:rPr>
-              <w:t xml:space="preserve">Organicé </w:t>
-            </w:r>
-            <w:r>
-              <w:rPr>
-                <w:rFonts w:ascii="Calibri" w:hAnsi="Calibri" w:eastAsia="Calibri" w:cs="Calibri"/>
-                <w:b/>
-                <w:i w:val="0"/>
-                <w:color w:val="151A1C"/>
-                <w:sz w:val="18"/>
-              </w:rPr>
-              <w:t>actividades corporativas de bienestar e integración</w:t>
-            </w:r>
-            <w:r>
-              <w:rPr>
-                <w:rFonts w:ascii="Calibri" w:hAnsi="Calibri" w:eastAsia="Calibri" w:cs="Calibri"/>
-                <w:b w:val="0"/>
-                <w:i w:val="0"/>
-                <w:sz w:val="18"/>
-              </w:rPr>
-              <w:t>, articulando a las distintas áreas para asegurar convocatoria y buena ejecución.</w:t>
+              <w:t>Organicé actividades corporativas de bienestar e integración, articulando a las distintas áreas para asegurar convocatoria y buena ejecución.</w:t>
             </w:r>
           </w:p>
           <w:p>
@@ -1268,26 +1144,7 @@
                 <w:i w:val="0"/>
                 <w:sz w:val="18"/>
               </w:rPr>
-              <w:t xml:space="preserve">Tuve a cargo la </w:t>
-            </w:r>
-            <w:r>
-              <w:rPr>
-                <w:rFonts w:ascii="Calibri" w:hAnsi="Calibri" w:eastAsia="Calibri" w:cs="Calibri"/>
-                <w:b/>
-                <w:i w:val="0"/>
-                <w:color w:val="151A1C"/>
-                <w:sz w:val="18"/>
-              </w:rPr>
-              <w:t>matriz de riesgo y salud en el trabajo</w:t>
-            </w:r>
-            <w:r>
-              <w:rPr>
-                <w:rFonts w:ascii="Calibri" w:hAnsi="Calibri" w:eastAsia="Calibri" w:cs="Calibri"/>
-                <w:b w:val="0"/>
-                <w:i w:val="0"/>
-                <w:sz w:val="18"/>
-              </w:rPr>
-              <w:t xml:space="preserve"> junto al prevencionista externo, con seguimiento por KPI para dar cumplimiento a la certificación.</w:t>
+              <w:t>Tuve a cargo la matriz de riesgo y salud en el trabajo junto al prevencionista externo, con seguimiento por KPI para dar cumplimiento a la certificación.</w:t>
             </w:r>
           </w:p>
           <w:p>
@@ -1318,26 +1175,7 @@
                 <w:i w:val="0"/>
                 <w:sz w:val="18"/>
               </w:rPr>
-              <w:t xml:space="preserve">Lideré el </w:t>
-            </w:r>
-            <w:r>
-              <w:rPr>
-                <w:rFonts w:ascii="Calibri" w:hAnsi="Calibri" w:eastAsia="Calibri" w:cs="Calibri"/>
-                <w:b/>
-                <w:i w:val="0"/>
-                <w:color w:val="151A1C"/>
-                <w:sz w:val="18"/>
-              </w:rPr>
-              <w:t>plan anual de capacitaciones internas</w:t>
-            </w:r>
-            <w:r>
-              <w:rPr>
-                <w:rFonts w:ascii="Calibri" w:hAnsi="Calibri" w:eastAsia="Calibri" w:cs="Calibri"/>
-                <w:b w:val="0"/>
-                <w:i w:val="0"/>
-                <w:sz w:val="18"/>
-              </w:rPr>
-              <w:t xml:space="preserve"> de la compañía.</w:t>
+              <w:t>Lideré el plan anual de capacitaciones internas de la compañía.</w:t>
             </w:r>
           </w:p>
           <w:p>
@@ -1368,26 +1206,7 @@
                 <w:i w:val="0"/>
                 <w:sz w:val="18"/>
               </w:rPr>
-              <w:t xml:space="preserve">Asumí durante un año el </w:t>
-            </w:r>
-            <w:r>
-              <w:rPr>
-                <w:rFonts w:ascii="Calibri" w:hAnsi="Calibri" w:eastAsia="Calibri" w:cs="Calibri"/>
-                <w:b/>
-                <w:i w:val="0"/>
-                <w:color w:val="151A1C"/>
-                <w:sz w:val="18"/>
-              </w:rPr>
-              <w:t>Sistema de Gestión Integrado como auditora interna</w:t>
-            </w:r>
-            <w:r>
-              <w:rPr>
-                <w:rFonts w:ascii="Calibri" w:hAnsi="Calibri" w:eastAsia="Calibri" w:cs="Calibri"/>
-                <w:b w:val="0"/>
-                <w:i w:val="0"/>
-                <w:sz w:val="18"/>
-              </w:rPr>
-              <w:t xml:space="preserve"> en las certificaciones ISO 9001:2015, ISO 14001:2015 e ISO 45001:2018 (Seguridad y Salud en el Trabajo).</w:t>
+              <w:t>Asumí durante un año el Sistema de Gestión Integrado como auditora interna en las certificaciones ISO 9001:2015, ISO 14001:2015 e ISO 45001:2018 (Seguridad y Salud en el Trabajo).</w:t>
             </w:r>
           </w:p>
         </w:tc>
@@ -1846,26 +1665,7 @@
                 <w:i w:val="0"/>
                 <w:sz w:val="18"/>
               </w:rPr>
-              <w:t xml:space="preserve">Diseñé y dicté </w:t>
-            </w:r>
-            <w:r>
-              <w:rPr>
-                <w:rFonts w:ascii="Calibri" w:hAnsi="Calibri" w:eastAsia="Calibri" w:cs="Calibri"/>
-                <w:b/>
-                <w:i w:val="0"/>
-                <w:color w:val="151A1C"/>
-                <w:sz w:val="18"/>
-              </w:rPr>
-              <w:t>capacitaciones</w:t>
-            </w:r>
-            <w:r>
-              <w:rPr>
-                <w:rFonts w:ascii="Calibri" w:hAnsi="Calibri" w:eastAsia="Calibri" w:cs="Calibri"/>
-                <w:b w:val="0"/>
-                <w:i w:val="0"/>
-                <w:sz w:val="18"/>
-              </w:rPr>
-              <w:t xml:space="preserve"> para emprendedores, con metodologías prácticas y grupales, y acompañé la gestión de sus proyectos revisando con cada participante qué reforzar.</w:t>
+              <w:t>Diseñé y dicté capacitaciones para emprendedores, con metodologías prácticas y grupales, y acompañé la gestión de sus proyectos revisando con cada participante qué reforzar.</w:t>
             </w:r>
           </w:p>
           <w:p>
@@ -1896,26 +1696,7 @@
                 <w:i w:val="0"/>
                 <w:sz w:val="18"/>
               </w:rPr>
-              <w:t xml:space="preserve">Orienté a los emprendedores en materia de </w:t>
-            </w:r>
-            <w:r>
-              <w:rPr>
-                <w:rFonts w:ascii="Calibri" w:hAnsi="Calibri" w:eastAsia="Calibri" w:cs="Calibri"/>
-                <w:b/>
-                <w:i w:val="0"/>
-                <w:color w:val="151A1C"/>
-                <w:sz w:val="18"/>
-              </w:rPr>
-              <w:t>vivienda</w:t>
-            </w:r>
-            <w:r>
-              <w:rPr>
-                <w:rFonts w:ascii="Calibri" w:hAnsi="Calibri" w:eastAsia="Calibri" w:cs="Calibri"/>
-                <w:b w:val="0"/>
-                <w:i w:val="0"/>
-                <w:sz w:val="18"/>
-              </w:rPr>
-              <w:t>, articulando con las redes de la comuna, y los vinculé con recursos disponibles que muchas veces no sabían que tenían a su alcance.</w:t>
+              <w:t>Orienté a los emprendedores en materia de vivienda, articulando con las redes de la comuna, y los vinculé con recursos disponibles que muchas veces no sabían que tenían a su alcance.</w:t>
             </w:r>
           </w:p>
           <w:p>
@@ -1995,21 +1776,11 @@
             <w:r>
               <w:rPr>
                 <w:rFonts w:ascii="Calibri" w:hAnsi="Calibri" w:eastAsia="Calibri" w:cs="Calibri"/>
-                <w:b/>
-                <w:i w:val="0"/>
-                <w:color w:val="151A1C"/>
-                <w:sz w:val="18"/>
-              </w:rPr>
-              <w:t>Diseñé e implementé el departamento desde su origen</w:t>
-            </w:r>
-            <w:r>
-              <w:rPr>
-                <w:rFonts w:ascii="Calibri" w:hAnsi="Calibri" w:eastAsia="Calibri" w:cs="Calibri"/>
                 <w:b w:val="0"/>
                 <w:i w:val="0"/>
                 <w:sz w:val="18"/>
               </w:rPr>
-              <w:t>, para una dotación de más de 200 colaboradores, definiendo la planificación de actividades y beneficios.</w:t>
+              <w:t>Diseñé e implementé el departamento desde su origen, para una dotación de más de 200 colaboradores, definiendo la planificación de actividades y beneficios.</w:t>
             </w:r>
           </w:p>
           <w:p>
@@ -2040,26 +1811,7 @@
                 <w:i w:val="0"/>
                 <w:sz w:val="18"/>
               </w:rPr>
-              <w:t xml:space="preserve">Administré el </w:t>
-            </w:r>
-            <w:r>
-              <w:rPr>
-                <w:rFonts w:ascii="Calibri" w:hAnsi="Calibri" w:eastAsia="Calibri" w:cs="Calibri"/>
-                <w:b/>
-                <w:i w:val="0"/>
-                <w:color w:val="151A1C"/>
-                <w:sz w:val="18"/>
-              </w:rPr>
-              <w:t>Seguro Complementario de Salud</w:t>
-            </w:r>
-            <w:r>
-              <w:rPr>
-                <w:rFonts w:ascii="Calibri" w:hAnsi="Calibri" w:eastAsia="Calibri" w:cs="Calibri"/>
-                <w:b w:val="0"/>
-                <w:i w:val="0"/>
-                <w:sz w:val="18"/>
-              </w:rPr>
-              <w:t xml:space="preserve"> de la dotación, apoyando a los trabajadores en el acceso, uso y tramitación de reembolsos.</w:t>
+              <w:t>Administré el Seguro Complementario de Salud de la dotación, apoyando a los trabajadores en el acceso, uso y tramitación de reembolsos.</w:t>
             </w:r>
           </w:p>
           <w:p>
@@ -2090,26 +1842,7 @@
                 <w:i w:val="0"/>
                 <w:sz w:val="18"/>
               </w:rPr>
-              <w:t xml:space="preserve">Gestioné </w:t>
-            </w:r>
-            <w:r>
-              <w:rPr>
-                <w:rFonts w:ascii="Calibri" w:hAnsi="Calibri" w:eastAsia="Calibri" w:cs="Calibri"/>
-                <w:b/>
-                <w:i w:val="0"/>
-                <w:color w:val="151A1C"/>
-                <w:sz w:val="18"/>
-              </w:rPr>
-              <w:t>licencias médicas ante la Caja de Compensación Los Andes</w:t>
-            </w:r>
-            <w:r>
-              <w:rPr>
-                <w:rFonts w:ascii="Calibri" w:hAnsi="Calibri" w:eastAsia="Calibri" w:cs="Calibri"/>
-                <w:b w:val="0"/>
-                <w:i w:val="0"/>
-                <w:sz w:val="18"/>
-              </w:rPr>
-              <w:t xml:space="preserve"> y la incorporación de cargas familiares de los trabajadores.</w:t>
+              <w:t>Gestioné licencias médicas ante la Caja de Compensación Los Andes y la incorporación de cargas familiares de los trabajadores.</w:t>
             </w:r>
           </w:p>
           <w:p>
@@ -2140,26 +1873,7 @@
                 <w:i w:val="0"/>
                 <w:sz w:val="18"/>
               </w:rPr>
-              <w:t xml:space="preserve">Realicé </w:t>
-            </w:r>
-            <w:r>
-              <w:rPr>
-                <w:rFonts w:ascii="Calibri" w:hAnsi="Calibri" w:eastAsia="Calibri" w:cs="Calibri"/>
-                <w:b/>
-                <w:i w:val="0"/>
-                <w:color w:val="151A1C"/>
-                <w:sz w:val="18"/>
-              </w:rPr>
-              <w:t>visitas semanales a la segunda sucursal</w:t>
-            </w:r>
-            <w:r>
-              <w:rPr>
-                <w:rFonts w:ascii="Calibri" w:hAnsi="Calibri" w:eastAsia="Calibri" w:cs="Calibri"/>
-                <w:b w:val="0"/>
-                <w:i w:val="0"/>
-                <w:sz w:val="18"/>
-              </w:rPr>
-              <w:t>, atendiendo en terreno las necesidades de beneficios internos y externos, principalmente en vivienda y salud.</w:t>
+              <w:t>Realicé visitas semanales a la segunda sucursal, atendiendo en terreno las necesidades de beneficios internos y externos, principalmente en vivienda y salud.</w:t>
             </w:r>
           </w:p>
           <w:p>

--- a/cv-trabajador-social-uc/CV_Jeniffer_Mieres_03_Sidebar.docx
+++ b/cv-trabajador-social-uc/CV_Jeniffer_Mieres_03_Sidebar.docx
@@ -874,7 +874,26 @@
                 <w:i w:val="0"/>
                 <w:sz w:val="18"/>
               </w:rPr>
-              <w:t>Realizo la evaluación socioeconómica de cada caso, revisando antecedentes y acreditaciones en los sistemas del Ministerio de Educación para definir con autonomía qué apoyo corresponde.</w:t>
+              <w:t xml:space="preserve">Realizo la </w:t>
+            </w:r>
+            <w:r>
+              <w:rPr>
+                <w:rFonts w:ascii="Calibri" w:hAnsi="Calibri" w:eastAsia="Calibri" w:cs="Calibri"/>
+                <w:b/>
+                <w:i w:val="0"/>
+                <w:color w:val="151A1C"/>
+                <w:sz w:val="18"/>
+              </w:rPr>
+              <w:t>evaluación socioeconómica</w:t>
+            </w:r>
+            <w:r>
+              <w:rPr>
+                <w:rFonts w:ascii="Calibri" w:hAnsi="Calibri" w:eastAsia="Calibri" w:cs="Calibri"/>
+                <w:b w:val="0"/>
+                <w:i w:val="0"/>
+                <w:sz w:val="18"/>
+              </w:rPr>
+              <w:t xml:space="preserve"> de cada caso, revisando antecedentes y acreditaciones en los sistemas del Ministerio de Educación para definir con autonomía qué apoyo corresponde.</w:t>
             </w:r>
           </w:p>
           <w:p>
@@ -905,7 +924,26 @@
                 <w:i w:val="0"/>
                 <w:sz w:val="18"/>
               </w:rPr>
-              <w:t>Gestiono beneficios ministeriales e internos de principio a fin: verificación de requisitos, preselección, seguimiento y registro documental. Elaboro informes sociales y mantengo la trazabilidad de la cartera de casos a mi cargo.</w:t>
+              <w:t xml:space="preserve">Gestiono </w:t>
+            </w:r>
+            <w:r>
+              <w:rPr>
+                <w:rFonts w:ascii="Calibri" w:hAnsi="Calibri" w:eastAsia="Calibri" w:cs="Calibri"/>
+                <w:b/>
+                <w:i w:val="0"/>
+                <w:color w:val="151A1C"/>
+                <w:sz w:val="18"/>
+              </w:rPr>
+              <w:t>beneficios ministeriales e internos</w:t>
+            </w:r>
+            <w:r>
+              <w:rPr>
+                <w:rFonts w:ascii="Calibri" w:hAnsi="Calibri" w:eastAsia="Calibri" w:cs="Calibri"/>
+                <w:b w:val="0"/>
+                <w:i w:val="0"/>
+                <w:sz w:val="18"/>
+              </w:rPr>
+              <w:t xml:space="preserve"> de principio a fin: verificación de requisitos, preselección, seguimiento y registro documental. Elaboro informes sociales y mantengo la trazabilidad de la cartera de casos a mi cargo.</w:t>
             </w:r>
           </w:p>
           <w:p>
@@ -936,7 +974,26 @@
                 <w:i w:val="0"/>
                 <w:sz w:val="18"/>
               </w:rPr>
-              <w:t>Atiendo al estudiantado de manera permanente y entrego orientación social personalizada, acompañándolo durante todo el proceso de postulación.</w:t>
+              <w:t xml:space="preserve">Atiendo al estudiantado de manera permanente y entrego </w:t>
+            </w:r>
+            <w:r>
+              <w:rPr>
+                <w:rFonts w:ascii="Calibri" w:hAnsi="Calibri" w:eastAsia="Calibri" w:cs="Calibri"/>
+                <w:b/>
+                <w:i w:val="0"/>
+                <w:color w:val="151A1C"/>
+                <w:sz w:val="18"/>
+              </w:rPr>
+              <w:t>orientación social personalizada</w:t>
+            </w:r>
+            <w:r>
+              <w:rPr>
+                <w:rFonts w:ascii="Calibri" w:hAnsi="Calibri" w:eastAsia="Calibri" w:cs="Calibri"/>
+                <w:b w:val="0"/>
+                <w:i w:val="0"/>
+                <w:sz w:val="18"/>
+              </w:rPr>
+              <w:t>, acompañándolo durante todo el proceso de postulación.</w:t>
             </w:r>
           </w:p>
           <w:p>
@@ -963,11 +1020,21 @@
             <w:r>
               <w:rPr>
                 <w:rFonts w:ascii="Calibri" w:hAnsi="Calibri" w:eastAsia="Calibri" w:cs="Calibri"/>
+                <w:b/>
+                <w:i w:val="0"/>
+                <w:color w:val="151A1C"/>
+                <w:sz w:val="18"/>
+              </w:rPr>
+              <w:t>Coordino casos complejos</w:t>
+            </w:r>
+            <w:r>
+              <w:rPr>
+                <w:rFonts w:ascii="Calibri" w:hAnsi="Calibri" w:eastAsia="Calibri" w:cs="Calibri"/>
                 <w:b w:val="0"/>
                 <w:i w:val="0"/>
                 <w:sz w:val="18"/>
               </w:rPr>
-              <w:t>Coordino casos complejos con áreas internas de la universidad y con redes de apoyo externas cuando la necesidad excede el ámbito académico.</w:t>
+              <w:t xml:space="preserve"> con áreas internas de la universidad y con redes de apoyo externas cuando la necesidad excede el ámbito académico.</w:t>
             </w:r>
           </w:p>
           <w:p>
@@ -1051,7 +1118,26 @@
                 <w:i w:val="0"/>
                 <w:sz w:val="18"/>
               </w:rPr>
-              <w:t>Estuve a cargo de los programas de bienestar y beneficios de los colaboradores, desde la definición de la oferta hasta su implementación y seguimiento, con foco en el clima laboral y en el día a día de la empresa.</w:t>
+              <w:t xml:space="preserve">Estuve a cargo de los </w:t>
+            </w:r>
+            <w:r>
+              <w:rPr>
+                <w:rFonts w:ascii="Calibri" w:hAnsi="Calibri" w:eastAsia="Calibri" w:cs="Calibri"/>
+                <w:b/>
+                <w:i w:val="0"/>
+                <w:color w:val="151A1C"/>
+                <w:sz w:val="18"/>
+              </w:rPr>
+              <w:t>programas de bienestar y beneficios</w:t>
+            </w:r>
+            <w:r>
+              <w:rPr>
+                <w:rFonts w:ascii="Calibri" w:hAnsi="Calibri" w:eastAsia="Calibri" w:cs="Calibri"/>
+                <w:b w:val="0"/>
+                <w:i w:val="0"/>
+                <w:sz w:val="18"/>
+              </w:rPr>
+              <w:t xml:space="preserve"> de los colaboradores, desde la definición de la oferta hasta su implementación y seguimiento, con foco en el clima laboral y en el día a día de la empresa.</w:t>
             </w:r>
           </w:p>
           <w:p>
@@ -1082,7 +1168,26 @@
                 <w:i w:val="0"/>
                 <w:sz w:val="18"/>
               </w:rPr>
-              <w:t>Gestioné convenios y beneficios orientados a la calidad de vida laboral, administrando la relación con instituciones y proveedores externos.</w:t>
+              <w:t xml:space="preserve">Gestioné </w:t>
+            </w:r>
+            <w:r>
+              <w:rPr>
+                <w:rFonts w:ascii="Calibri" w:hAnsi="Calibri" w:eastAsia="Calibri" w:cs="Calibri"/>
+                <w:b/>
+                <w:i w:val="0"/>
+                <w:color w:val="151A1C"/>
+                <w:sz w:val="18"/>
+              </w:rPr>
+              <w:t>convenios y beneficios orientados a la calidad de vida laboral</w:t>
+            </w:r>
+            <w:r>
+              <w:rPr>
+                <w:rFonts w:ascii="Calibri" w:hAnsi="Calibri" w:eastAsia="Calibri" w:cs="Calibri"/>
+                <w:b w:val="0"/>
+                <w:i w:val="0"/>
+                <w:sz w:val="18"/>
+              </w:rPr>
+              <w:t>, administrando la relación con instituciones y proveedores externos.</w:t>
             </w:r>
           </w:p>
           <w:p>
@@ -1113,7 +1218,26 @@
                 <w:i w:val="0"/>
                 <w:sz w:val="18"/>
               </w:rPr>
-              <w:t>Organicé actividades corporativas de bienestar e integración, articulando a las distintas áreas para asegurar convocatoria y buena ejecución.</w:t>
+              <w:t xml:space="preserve">Organicé </w:t>
+            </w:r>
+            <w:r>
+              <w:rPr>
+                <w:rFonts w:ascii="Calibri" w:hAnsi="Calibri" w:eastAsia="Calibri" w:cs="Calibri"/>
+                <w:b/>
+                <w:i w:val="0"/>
+                <w:color w:val="151A1C"/>
+                <w:sz w:val="18"/>
+              </w:rPr>
+              <w:t>actividades corporativas de bienestar e integración</w:t>
+            </w:r>
+            <w:r>
+              <w:rPr>
+                <w:rFonts w:ascii="Calibri" w:hAnsi="Calibri" w:eastAsia="Calibri" w:cs="Calibri"/>
+                <w:b w:val="0"/>
+                <w:i w:val="0"/>
+                <w:sz w:val="18"/>
+              </w:rPr>
+              <w:t>, articulando a las distintas áreas para asegurar convocatoria y buena ejecución.</w:t>
             </w:r>
           </w:p>
           <w:p>
@@ -1144,7 +1268,26 @@
                 <w:i w:val="0"/>
                 <w:sz w:val="18"/>
               </w:rPr>
-              <w:t>Tuve a cargo la matriz de riesgo y salud en el trabajo junto al prevencionista externo, con seguimiento por KPI para dar cumplimiento a la certificación.</w:t>
+              <w:t xml:space="preserve">Tuve a cargo la </w:t>
+            </w:r>
+            <w:r>
+              <w:rPr>
+                <w:rFonts w:ascii="Calibri" w:hAnsi="Calibri" w:eastAsia="Calibri" w:cs="Calibri"/>
+                <w:b/>
+                <w:i w:val="0"/>
+                <w:color w:val="151A1C"/>
+                <w:sz w:val="18"/>
+              </w:rPr>
+              <w:t>matriz de riesgo y salud en el trabajo</w:t>
+            </w:r>
+            <w:r>
+              <w:rPr>
+                <w:rFonts w:ascii="Calibri" w:hAnsi="Calibri" w:eastAsia="Calibri" w:cs="Calibri"/>
+                <w:b w:val="0"/>
+                <w:i w:val="0"/>
+                <w:sz w:val="18"/>
+              </w:rPr>
+              <w:t xml:space="preserve"> junto al prevencionista externo, con seguimiento por KPI para dar cumplimiento a la certificación.</w:t>
             </w:r>
           </w:p>
           <w:p>
@@ -1175,7 +1318,26 @@
                 <w:i w:val="0"/>
                 <w:sz w:val="18"/>
               </w:rPr>
-              <w:t>Lideré el plan anual de capacitaciones internas de la compañía.</w:t>
+              <w:t xml:space="preserve">Lideré el </w:t>
+            </w:r>
+            <w:r>
+              <w:rPr>
+                <w:rFonts w:ascii="Calibri" w:hAnsi="Calibri" w:eastAsia="Calibri" w:cs="Calibri"/>
+                <w:b/>
+                <w:i w:val="0"/>
+                <w:color w:val="151A1C"/>
+                <w:sz w:val="18"/>
+              </w:rPr>
+              <w:t>plan anual de capacitaciones internas</w:t>
+            </w:r>
+            <w:r>
+              <w:rPr>
+                <w:rFonts w:ascii="Calibri" w:hAnsi="Calibri" w:eastAsia="Calibri" w:cs="Calibri"/>
+                <w:b w:val="0"/>
+                <w:i w:val="0"/>
+                <w:sz w:val="18"/>
+              </w:rPr>
+              <w:t xml:space="preserve"> de la compañía.</w:t>
             </w:r>
           </w:p>
           <w:p>
@@ -1206,7 +1368,26 @@
                 <w:i w:val="0"/>
                 <w:sz w:val="18"/>
               </w:rPr>
-              <w:t>Asumí durante un año el Sistema de Gestión Integrado como auditora interna en las certificaciones ISO 9001:2015, ISO 14001:2015 e ISO 45001:2018 (Seguridad y Salud en el Trabajo).</w:t>
+              <w:t xml:space="preserve">Asumí durante un año el </w:t>
+            </w:r>
+            <w:r>
+              <w:rPr>
+                <w:rFonts w:ascii="Calibri" w:hAnsi="Calibri" w:eastAsia="Calibri" w:cs="Calibri"/>
+                <w:b/>
+                <w:i w:val="0"/>
+                <w:color w:val="151A1C"/>
+                <w:sz w:val="18"/>
+              </w:rPr>
+              <w:t>Sistema de Gestión Integrado como auditora interna</w:t>
+            </w:r>
+            <w:r>
+              <w:rPr>
+                <w:rFonts w:ascii="Calibri" w:hAnsi="Calibri" w:eastAsia="Calibri" w:cs="Calibri"/>
+                <w:b w:val="0"/>
+                <w:i w:val="0"/>
+                <w:sz w:val="18"/>
+              </w:rPr>
+              <w:t xml:space="preserve"> en las certificaciones ISO 9001:2015, ISO 14001:2015 e ISO 45001:2018 (Seguridad y Salud en el Trabajo).</w:t>
             </w:r>
           </w:p>
         </w:tc>
@@ -1665,7 +1846,26 @@
                 <w:i w:val="0"/>
                 <w:sz w:val="18"/>
               </w:rPr>
-              <w:t>Diseñé y dicté capacitaciones para emprendedores, con metodologías prácticas y grupales, y acompañé la gestión de sus proyectos revisando con cada participante qué reforzar.</w:t>
+              <w:t xml:space="preserve">Diseñé y dicté </w:t>
+            </w:r>
+            <w:r>
+              <w:rPr>
+                <w:rFonts w:ascii="Calibri" w:hAnsi="Calibri" w:eastAsia="Calibri" w:cs="Calibri"/>
+                <w:b/>
+                <w:i w:val="0"/>
+                <w:color w:val="151A1C"/>
+                <w:sz w:val="18"/>
+              </w:rPr>
+              <w:t>capacitaciones</w:t>
+            </w:r>
+            <w:r>
+              <w:rPr>
+                <w:rFonts w:ascii="Calibri" w:hAnsi="Calibri" w:eastAsia="Calibri" w:cs="Calibri"/>
+                <w:b w:val="0"/>
+                <w:i w:val="0"/>
+                <w:sz w:val="18"/>
+              </w:rPr>
+              <w:t xml:space="preserve"> para emprendedores, con metodologías prácticas y grupales, y acompañé la gestión de sus proyectos revisando con cada participante qué reforzar.</w:t>
             </w:r>
           </w:p>
           <w:p>
@@ -1696,7 +1896,26 @@
                 <w:i w:val="0"/>
                 <w:sz w:val="18"/>
               </w:rPr>
-              <w:t>Orienté a los emprendedores en materia de vivienda, articulando con las redes de la comuna, y los vinculé con recursos disponibles que muchas veces no sabían que tenían a su alcance.</w:t>
+              <w:t xml:space="preserve">Orienté a los emprendedores en materia de </w:t>
+            </w:r>
+            <w:r>
+              <w:rPr>
+                <w:rFonts w:ascii="Calibri" w:hAnsi="Calibri" w:eastAsia="Calibri" w:cs="Calibri"/>
+                <w:b/>
+                <w:i w:val="0"/>
+                <w:color w:val="151A1C"/>
+                <w:sz w:val="18"/>
+              </w:rPr>
+              <w:t>vivienda</w:t>
+            </w:r>
+            <w:r>
+              <w:rPr>
+                <w:rFonts w:ascii="Calibri" w:hAnsi="Calibri" w:eastAsia="Calibri" w:cs="Calibri"/>
+                <w:b w:val="0"/>
+                <w:i w:val="0"/>
+                <w:sz w:val="18"/>
+              </w:rPr>
+              <w:t>, articulando con las redes de la comuna, y los vinculé con recursos disponibles que muchas veces no sabían que tenían a su alcance.</w:t>
             </w:r>
           </w:p>
           <w:p>
@@ -1776,11 +1995,21 @@
             <w:r>
               <w:rPr>
                 <w:rFonts w:ascii="Calibri" w:hAnsi="Calibri" w:eastAsia="Calibri" w:cs="Calibri"/>
+                <w:b/>
+                <w:i w:val="0"/>
+                <w:color w:val="151A1C"/>
+                <w:sz w:val="18"/>
+              </w:rPr>
+              <w:t>Diseñé e implementé el departamento desde su origen</w:t>
+            </w:r>
+            <w:r>
+              <w:rPr>
+                <w:rFonts w:ascii="Calibri" w:hAnsi="Calibri" w:eastAsia="Calibri" w:cs="Calibri"/>
                 <w:b w:val="0"/>
                 <w:i w:val="0"/>
                 <w:sz w:val="18"/>
               </w:rPr>
-              <w:t>Diseñé e implementé el departamento desde su origen, para una dotación de más de 200 colaboradores, definiendo la planificación de actividades y beneficios.</w:t>
+              <w:t>, para una dotación de más de 200 colaboradores, definiendo la planificación de actividades y beneficios.</w:t>
             </w:r>
           </w:p>
           <w:p>
@@ -1811,7 +2040,26 @@
                 <w:i w:val="0"/>
                 <w:sz w:val="18"/>
               </w:rPr>
-              <w:t>Administré el Seguro Complementario de Salud de la dotación, apoyando a los trabajadores en el acceso, uso y tramitación de reembolsos.</w:t>
+              <w:t xml:space="preserve">Administré el </w:t>
+            </w:r>
+            <w:r>
+              <w:rPr>
+                <w:rFonts w:ascii="Calibri" w:hAnsi="Calibri" w:eastAsia="Calibri" w:cs="Calibri"/>
+                <w:b/>
+                <w:i w:val="0"/>
+                <w:color w:val="151A1C"/>
+                <w:sz w:val="18"/>
+              </w:rPr>
+              <w:t>Seguro Complementario de Salud</w:t>
+            </w:r>
+            <w:r>
+              <w:rPr>
+                <w:rFonts w:ascii="Calibri" w:hAnsi="Calibri" w:eastAsia="Calibri" w:cs="Calibri"/>
+                <w:b w:val="0"/>
+                <w:i w:val="0"/>
+                <w:sz w:val="18"/>
+              </w:rPr>
+              <w:t xml:space="preserve"> de la dotación, apoyando a los trabajadores en el acceso, uso y tramitación de reembolsos.</w:t>
             </w:r>
           </w:p>
           <w:p>
@@ -1842,7 +2090,26 @@
                 <w:i w:val="0"/>
                 <w:sz w:val="18"/>
               </w:rPr>
-              <w:t>Gestioné licencias médicas ante la Caja de Compensación Los Andes y la incorporación de cargas familiares de los trabajadores.</w:t>
+              <w:t xml:space="preserve">Gestioné </w:t>
+            </w:r>
+            <w:r>
+              <w:rPr>
+                <w:rFonts w:ascii="Calibri" w:hAnsi="Calibri" w:eastAsia="Calibri" w:cs="Calibri"/>
+                <w:b/>
+                <w:i w:val="0"/>
+                <w:color w:val="151A1C"/>
+                <w:sz w:val="18"/>
+              </w:rPr>
+              <w:t>licencias médicas ante la Caja de Compensación Los Andes</w:t>
+            </w:r>
+            <w:r>
+              <w:rPr>
+                <w:rFonts w:ascii="Calibri" w:hAnsi="Calibri" w:eastAsia="Calibri" w:cs="Calibri"/>
+                <w:b w:val="0"/>
+                <w:i w:val="0"/>
+                <w:sz w:val="18"/>
+              </w:rPr>
+              <w:t xml:space="preserve"> y la incorporación de cargas familiares de los trabajadores.</w:t>
             </w:r>
           </w:p>
           <w:p>
@@ -1873,7 +2140,26 @@
                 <w:i w:val="0"/>
                 <w:sz w:val="18"/>
               </w:rPr>
-              <w:t>Realicé visitas semanales a la segunda sucursal, atendiendo en terreno las necesidades de beneficios internos y externos, principalmente en vivienda y salud.</w:t>
+              <w:t xml:space="preserve">Realicé </w:t>
+            </w:r>
+            <w:r>
+              <w:rPr>
+                <w:rFonts w:ascii="Calibri" w:hAnsi="Calibri" w:eastAsia="Calibri" w:cs="Calibri"/>
+                <w:b/>
+                <w:i w:val="0"/>
+                <w:color w:val="151A1C"/>
+                <w:sz w:val="18"/>
+              </w:rPr>
+              <w:t>visitas semanales a la segunda sucursal</w:t>
+            </w:r>
+            <w:r>
+              <w:rPr>
+                <w:rFonts w:ascii="Calibri" w:hAnsi="Calibri" w:eastAsia="Calibri" w:cs="Calibri"/>
+                <w:b w:val="0"/>
+                <w:i w:val="0"/>
+                <w:sz w:val="18"/>
+              </w:rPr>
+              <w:t>, atendiendo en terreno las necesidades de beneficios internos y externos, principalmente en vivienda y salud.</w:t>
             </w:r>
           </w:p>
           <w:p>

--- a/cv-trabajador-social-uc/CV_Jeniffer_Mieres_03_Sidebar.docx
+++ b/cv-trabajador-social-uc/CV_Jeniffer_Mieres_03_Sidebar.docx
@@ -2303,7 +2303,7 @@
       </w:tr>
     </w:tbl>
     <w:sectPr>
-      <w:pgSz w:w="12240" w:h="15840"/>
+      <w:pgSz w:w="11906" w:h="16838"/>
       <w:pgMar w:top="397" w:right="794" w:bottom="397" w:left="850" w:header="720" w:footer="720" w:gutter="0"/>
       <w:cols w:space="720"/>
       <w:docGrid w:linePitch="360"/>
